--- a/evidence/TestReport.docx
+++ b/evidence/TestReport.docx
@@ -97,6 +97,23 @@
       <w:r>
         <w:t>Static SSR</w:t>
       </w:r>
+      <w:r>
+        <w:t xml:space="preserve"> (</w:t>
+      </w:r>
+      <w:r>
+        <w:t xml:space="preserve">Static SSR was the only supported configuration in scope; therefore, no configuration-specific differences were applicable or observed. No interactive Server, </w:t>
+      </w:r>
+      <w:proofErr w:type="spellStart"/>
+      <w:r>
+        <w:t>WebAssembly</w:t>
+      </w:r>
+      <w:proofErr w:type="spellEnd"/>
+      <w:r>
+        <w:t>, or Auto render mode was configured.</w:t>
+      </w:r>
+      <w:r>
+        <w:t>)</w:t>
+      </w:r>
     </w:p>
     <w:p>
       <w:pPr>
@@ -162,10 +179,11 @@
     </w:p>
     <w:p>
       <w:pPr>
-        <w:rPr>
-          <w:b/>
-          <w:bCs/>
-        </w:rPr>
+        <w:pStyle w:val="ListParagraph"/>
+        <w:numPr>
+          <w:ilvl w:val="0"/>
+          <w:numId w:val="2"/>
+        </w:numPr>
       </w:pPr>
       <w:r>
         <w:rPr>
@@ -175,11 +193,56 @@
         <w:t xml:space="preserve">Sample Location: </w:t>
       </w:r>
       <w:r>
+        <w:rPr>
+          <w:b/>
+          <w:bCs/>
+        </w:rPr>
         <w:br/>
       </w:r>
       <w:r>
+        <w:t xml:space="preserve">Repository - </w:t>
+      </w:r>
+      <w:hyperlink r:id="rId6" w:history="1">
+        <w:r>
+          <w:rPr>
+            <w:rStyle w:val="Hyperlink"/>
+          </w:rPr>
+          <w:t>https://github.com/Mo</w:t>
+        </w:r>
+        <w:r>
+          <w:rPr>
+            <w:rStyle w:val="Hyperlink"/>
+          </w:rPr>
+          <w:t>h</w:t>
+        </w:r>
+        <w:r>
+          <w:rPr>
+            <w:rStyle w:val="Hyperlink"/>
+          </w:rPr>
+          <w:t>amedHasan3644/tempdata-validation</w:t>
+        </w:r>
+      </w:hyperlink>
+      <w:r>
         <w:br/>
+        <w:t xml:space="preserve">Head Commit- </w:t>
       </w:r>
+      <w:r>
+        <w:t>c157c4c7222b443b3c8185bdddbf37bb7b12c62a</w:t>
+      </w:r>
+      <w:r>
+        <w:br/>
+        <w:t xml:space="preserve">Evidences- </w:t>
+      </w:r>
+      <w:hyperlink r:id="rId7" w:history="1">
+        <w:r>
+          <w:rPr>
+            <w:rStyle w:val="Hyperlink"/>
+          </w:rPr>
+          <w:t>https://github.com/MohamedHasan3644/tempdata-validation/tree/main/evidence</w:t>
+        </w:r>
+      </w:hyperlink>
+    </w:p>
+    <w:p>
       <w:r>
         <w:rPr>
           <w:b/>
@@ -516,6 +579,7 @@
                 <w:b/>
                 <w:bCs/>
               </w:rPr>
+              <w:lastRenderedPageBreak/>
               <w:t>Purpose:</w:t>
             </w:r>
             <w:r>
@@ -548,7 +612,6 @@
           </w:p>
           <w:p>
             <w:r>
-              <w:lastRenderedPageBreak/>
               <w:t>.</w:t>
             </w:r>
           </w:p>
@@ -572,11 +635,11 @@
               <w:t>PASS</w:t>
             </w:r>
             <w:r>
-              <w:t xml:space="preserve"> - POST / returned 302 Found and redirected to GET /read (200 OK). Both reads showed TC02-20260909-001 with markers true; </w:t>
+              <w:t xml:space="preserve"> - POST / returned 302 Found and </w:t>
             </w:r>
             <w:r>
               <w:lastRenderedPageBreak/>
-              <w:t>refresh showed both empty with markers false.</w:t>
+              <w:t>redirected to GET /read (200 OK). Both reads showed TC02-20260909-001 with markers true; refresh showed both empty with markers false.</w:t>
             </w:r>
           </w:p>
         </w:tc>
@@ -600,7 +663,11 @@
           <w:p>
             <w:r>
               <w:lastRenderedPageBreak/>
-              <w:t xml:space="preserve">The POST redirects to /read. Both reads in that first GET show the fresh value. After the response </w:t>
+              <w:t xml:space="preserve">The POST redirects to /read. Both reads in that first GET show </w:t>
+            </w:r>
+            <w:r>
+              <w:lastRenderedPageBreak/>
+              <w:t xml:space="preserve">the fresh value. After the response </w:t>
             </w:r>
             <w:proofErr w:type="gramStart"/>
             <w:r>
@@ -701,23 +768,7 @@
               <w:t>PASS</w:t>
             </w:r>
             <w:r>
-              <w:t xml:space="preserve"> - A new GET /read after navigating away returned both outputs empty. Browser Back made a server GET and returned empty; forced reload remained empty with a newer Request UTC. The </w:t>
-            </w:r>
-            <w:proofErr w:type="spellStart"/>
-            <w:r>
-              <w:t>VMxx</w:t>
-            </w:r>
-            <w:proofErr w:type="spellEnd"/>
-            <w:r>
-              <w:t xml:space="preserve"> </w:t>
-            </w:r>
-            <w:proofErr w:type="spellStart"/>
-            <w:r>
-              <w:t>startTime</w:t>
-            </w:r>
-            <w:proofErr w:type="spellEnd"/>
-            <w:r>
-              <w:t xml:space="preserve"> exception is classified below as tooling noise.</w:t>
+              <w:t xml:space="preserve"> - A new GET /read after navigating away returned both outputs empty. Browser Back made a server GET and returned empty; forced reload remained empty with a newer Request UTC.</w:t>
             </w:r>
           </w:p>
         </w:tc>
@@ -1162,23 +1213,7 @@
               <w:t>PASS</w:t>
             </w:r>
             <w:r>
-              <w:t xml:space="preserve"> - The keep-once page showed the stored value. The immediately following ordinary reader showed it in both reads; refresh showed both empty. The </w:t>
-            </w:r>
-            <w:proofErr w:type="spellStart"/>
-            <w:r>
-              <w:t>VMxx</w:t>
-            </w:r>
-            <w:proofErr w:type="spellEnd"/>
-            <w:r>
-              <w:t xml:space="preserve"> </w:t>
-            </w:r>
-            <w:proofErr w:type="spellStart"/>
-            <w:r>
-              <w:t>startTime</w:t>
-            </w:r>
-            <w:proofErr w:type="spellEnd"/>
-            <w:r>
-              <w:t xml:space="preserve"> exception is classified below as tooling noise.</w:t>
+              <w:t xml:space="preserve"> - The keep-once page showed the stored value. The immediately following ordinary reader showed it in both reads; refresh showed both empty.</w:t>
             </w:r>
           </w:p>
         </w:tc>
@@ -1302,27 +1337,7 @@
             </w:r>
             <w:proofErr w:type="spellEnd"/>
             <w:r>
-              <w:t xml:space="preserve"> error. The next ordinary reader showed it in both reads; </w:t>
-            </w:r>
-            <w:r>
-              <w:lastRenderedPageBreak/>
-              <w:t xml:space="preserve">refresh was empty. The </w:t>
-            </w:r>
-            <w:proofErr w:type="spellStart"/>
-            <w:r>
-              <w:t>VMxx</w:t>
-            </w:r>
-            <w:proofErr w:type="spellEnd"/>
-            <w:r>
-              <w:t xml:space="preserve"> </w:t>
-            </w:r>
-            <w:proofErr w:type="spellStart"/>
-            <w:r>
-              <w:t>startTime</w:t>
-            </w:r>
-            <w:proofErr w:type="spellEnd"/>
-            <w:r>
-              <w:t xml:space="preserve"> exception is classified below as tooling noise.</w:t>
+              <w:t xml:space="preserve"> error. The next ordinary reader showed it in both reads; refresh was empty.</w:t>
             </w:r>
           </w:p>
         </w:tc>
@@ -1345,7 +1360,6 @@
           </w:tcPr>
           <w:p>
             <w:r>
-              <w:lastRenderedPageBreak/>
               <w:t xml:space="preserve">Peek-then-keep shows the value without error. The ordinary reader sees it once; the ordinary </w:t>
             </w:r>
             <w:proofErr w:type="gramStart"/>
@@ -1379,6 +1393,7 @@
           </w:tcPr>
           <w:p>
             <w:r>
+              <w:lastRenderedPageBreak/>
               <w:t>TC-08</w:t>
             </w:r>
           </w:p>
@@ -1700,7 +1715,6 @@
                 <w:b/>
                 <w:bCs/>
               </w:rPr>
-              <w:lastRenderedPageBreak/>
               <w:t>Purpose:</w:t>
             </w:r>
             <w:r>
@@ -1740,59 +1754,38 @@
               <w:rPr>
                 <w:b/>
               </w:rPr>
+              <w:t>PASS</w:t>
+            </w:r>
+            <w:r>
+              <w:t xml:space="preserve"> - The cascading and bound-property readers both displayed the identical value message001 once. Both readers were empty after their </w:t>
+            </w:r>
+            <w:r>
               <w:lastRenderedPageBreak/>
-              <w:t>PASS</w:t>
-            </w:r>
-            <w:r>
-              <w:t xml:space="preserve"> - The cascading and bound-property </w:t>
-            </w:r>
+              <w:t>respective reloads.</w:t>
+            </w:r>
+          </w:p>
+        </w:tc>
+        <w:tc>
+          <w:tcPr>
+            <w:tcW w:w="2337" w:type="dxa"/>
+            <w:tcBorders>
+              <w:top w:val="single" w:sz="8" w:space="0" w:color="A3A3A3"/>
+              <w:left w:val="single" w:sz="8" w:space="0" w:color="A3A3A3"/>
+              <w:bottom w:val="single" w:sz="8" w:space="0" w:color="A3A3A3"/>
+              <w:right w:val="single" w:sz="8" w:space="0" w:color="A3A3A3"/>
+            </w:tcBorders>
+            <w:tcMar>
+              <w:top w:w="80" w:type="dxa"/>
+              <w:left w:w="80" w:type="dxa"/>
+              <w:bottom w:w="80" w:type="dxa"/>
+              <w:right w:w="80" w:type="dxa"/>
+            </w:tcMar>
+            <w:hideMark/>
+          </w:tcPr>
+          <w:p>
             <w:r>
               <w:lastRenderedPageBreak/>
-              <w:t xml:space="preserve">readers both displayed the identical value message001 once. Both readers were empty after their respective reloads. The </w:t>
-            </w:r>
-            <w:proofErr w:type="spellStart"/>
-            <w:r>
-              <w:t>VMxx</w:t>
-            </w:r>
-            <w:proofErr w:type="spellEnd"/>
-            <w:r>
-              <w:t xml:space="preserve"> </w:t>
-            </w:r>
-            <w:proofErr w:type="spellStart"/>
-            <w:r>
-              <w:t>startTime</w:t>
-            </w:r>
-            <w:proofErr w:type="spellEnd"/>
-            <w:r>
-              <w:t xml:space="preserve"> exception is classified below as tooling noise.</w:t>
-            </w:r>
-          </w:p>
-        </w:tc>
-        <w:tc>
-          <w:tcPr>
-            <w:tcW w:w="2337" w:type="dxa"/>
-            <w:tcBorders>
-              <w:top w:val="single" w:sz="8" w:space="0" w:color="A3A3A3"/>
-              <w:left w:val="single" w:sz="8" w:space="0" w:color="A3A3A3"/>
-              <w:bottom w:val="single" w:sz="8" w:space="0" w:color="A3A3A3"/>
-              <w:right w:val="single" w:sz="8" w:space="0" w:color="A3A3A3"/>
-            </w:tcBorders>
-            <w:tcMar>
-              <w:top w:w="80" w:type="dxa"/>
-              <w:left w:w="80" w:type="dxa"/>
-              <w:bottom w:w="80" w:type="dxa"/>
-              <w:right w:w="80" w:type="dxa"/>
-            </w:tcMar>
-            <w:hideMark/>
-          </w:tcPr>
-          <w:p>
-            <w:r>
-              <w:lastRenderedPageBreak/>
-              <w:t xml:space="preserve">Both readers display the identical string once and are empty </w:t>
-            </w:r>
-            <w:r>
-              <w:lastRenderedPageBreak/>
-              <w:t>after their respective reloads.</w:t>
+              <w:t>Both readers display the identical string once and are empty after their respective reloads.</w:t>
             </w:r>
           </w:p>
         </w:tc>
@@ -2042,27 +2035,7 @@
               <w:t>PASS</w:t>
             </w:r>
             <w:r>
-              <w:t xml:space="preserve"> - POST /same-request returned 200 OK without redirecting. Both reads returned same-request-001 with markers true; the following GET /read </w:t>
-            </w:r>
-            <w:r>
-              <w:lastRenderedPageBreak/>
-              <w:t xml:space="preserve">returned both outputs empty with markers false. The </w:t>
-            </w:r>
-            <w:proofErr w:type="spellStart"/>
-            <w:r>
-              <w:t>VMxx</w:t>
-            </w:r>
-            <w:proofErr w:type="spellEnd"/>
-            <w:r>
-              <w:t xml:space="preserve"> </w:t>
-            </w:r>
-            <w:proofErr w:type="spellStart"/>
-            <w:r>
-              <w:t>startTime</w:t>
-            </w:r>
-            <w:proofErr w:type="spellEnd"/>
-            <w:r>
-              <w:t xml:space="preserve"> exception is classified below as tooling noise.</w:t>
+              <w:t xml:space="preserve"> - POST /same-request returned 200 OK without redirecting. Both reads returned same-request-001 with markers true; the following GET /read returned both outputs empty with markers false.</w:t>
             </w:r>
           </w:p>
         </w:tc>
@@ -2085,7 +2058,6 @@
           </w:tcPr>
           <w:p>
             <w:r>
-              <w:lastRenderedPageBreak/>
               <w:t>The POST response remains on /</w:t>
             </w:r>
             <w:proofErr w:type="gramStart"/>
@@ -2261,6 +2233,7 @@
           </w:tcPr>
           <w:p>
             <w:r>
+              <w:lastRenderedPageBreak/>
               <w:t>Navigate away and come back</w:t>
             </w:r>
           </w:p>
@@ -2701,7 +2674,6 @@
           </w:tcPr>
           <w:p>
             <w:r>
-              <w:lastRenderedPageBreak/>
               <w:t>Write and read in one request</w:t>
             </w:r>
           </w:p>
@@ -2971,83 +2943,12 @@
         </w:tc>
       </w:tr>
     </w:tbl>
-    <w:p/>
-    <w:p>
-      <w:pPr>
-        <w:pStyle w:val="Heading1"/>
-      </w:pPr>
-      <w:r>
-        <w:t>Console tooling error classification</w:t>
-      </w:r>
-    </w:p>
     <w:p>
       <w:r>
-        <w:t>Observed in evidence: TC-03, TC-06, TC-07, TC-10, and TC-12.</w:t>
+        <w:br/>
       </w:r>
-    </w:p>
-    <w:p>
       <w:r>
-        <w:t>Classification: Non-product test-tooling noise; consistent with dynamically injected Web Vitals/performance instrumentation.</w:t>
-      </w:r>
-    </w:p>
-    <w:p>
-      <w:r>
-        <w:t xml:space="preserve">Observed error: Uncaught </w:t>
-      </w:r>
-      <w:proofErr w:type="spellStart"/>
-      <w:r>
-        <w:t>TypeError</w:t>
-      </w:r>
-      <w:proofErr w:type="spellEnd"/>
-      <w:r>
-        <w:t>: Cannot read properties of undefined (reading '</w:t>
-      </w:r>
-      <w:proofErr w:type="spellStart"/>
-      <w:r>
-        <w:t>startTime</w:t>
-      </w:r>
-      <w:proofErr w:type="spellEnd"/>
-      <w:r>
-        <w:t xml:space="preserve">') at </w:t>
-      </w:r>
-      <w:proofErr w:type="spellStart"/>
-      <w:proofErr w:type="gramStart"/>
-      <w:r>
-        <w:t>et.reportAllChanges</w:t>
-      </w:r>
-      <w:proofErr w:type="spellEnd"/>
-      <w:proofErr w:type="gramEnd"/>
-      <w:r>
-        <w:t xml:space="preserve"> (&lt;anonymous&gt;:2:19429), with source links such as VM86 and VM88.</w:t>
-      </w:r>
-    </w:p>
-    <w:p>
-      <w:r>
-        <w:t xml:space="preserve">Basis: The stack is attributed to </w:t>
-      </w:r>
-      <w:proofErr w:type="spellStart"/>
-      <w:r>
-        <w:t>VMxx</w:t>
-      </w:r>
-      <w:proofErr w:type="spellEnd"/>
-      <w:r>
-        <w:t xml:space="preserve">/&lt;anonymous&gt; dynamically evaluated code rather than an application asset. The identifiers </w:t>
-      </w:r>
-      <w:proofErr w:type="spellStart"/>
-      <w:r>
-        <w:t>reportAllChanges</w:t>
-      </w:r>
-      <w:proofErr w:type="spellEnd"/>
-      <w:r>
-        <w:t xml:space="preserve"> and </w:t>
-      </w:r>
-      <w:proofErr w:type="spellStart"/>
-      <w:r>
-        <w:t>startTime</w:t>
-      </w:r>
-      <w:proofErr w:type="spellEnd"/>
-      <w:r>
-        <w:t xml:space="preserve"> are absent from the sample source and generated static assets, and the same identifiers are associated with browser performance/Web Vitals instrumentation. All affected application document requests completed successfully with HTTP 200 and produced the expected </w:t>
+        <w:t xml:space="preserve">Unidentified browser-injected script error; no observed application impact. All relevant document requests returned the expected HTTP status and </w:t>
       </w:r>
       <w:proofErr w:type="spellStart"/>
       <w:r>
@@ -3055,23 +2956,7 @@
       </w:r>
       <w:proofErr w:type="spellEnd"/>
       <w:r>
-        <w:t xml:space="preserve"> states. The error appeared only in selected evidence runs and did not alter application behavior.</w:t>
-      </w:r>
-    </w:p>
-    <w:p>
-      <w:r>
-        <w:t xml:space="preserve">Impact: Evidence-capture noise only. No </w:t>
-      </w:r>
-      <w:proofErr w:type="spellStart"/>
-      <w:r>
-        <w:t>TempData</w:t>
-      </w:r>
-      <w:proofErr w:type="spellEnd"/>
-      <w:r>
-        <w:t>, Blazor, binding, serialization, navigation, or server failure was observed. TC-03, TC-06, TC-07, TC-10, and TC-12 remain PASS</w:t>
-      </w:r>
-      <w:r>
-        <w:t>.</w:t>
+        <w:t xml:space="preserve"> state.</w:t>
       </w:r>
     </w:p>
     <w:sectPr>
@@ -3536,7 +3421,7 @@
   <w:abstractNum w:abstractNumId="3" w15:restartNumberingAfterBreak="0">
     <w:nsid w:val="27D96F2C"/>
     <w:multiLevelType w:val="hybridMultilevel"/>
-    <w:tmpl w:val="55202D5E"/>
+    <w:tmpl w:val="957AE15E"/>
     <w:lvl w:ilvl="0" w:tplc="04090001">
       <w:start w:val="1"/>
       <w:numFmt w:val="bullet"/>
@@ -4506,27 +4391,9 @@
   </w:abstractNum>
   <w:num w:numId="1" w16cid:durableId="1428578190">
     <w:abstractNumId w:val="4"/>
-    <w:lvlOverride w:ilvl="0"/>
-    <w:lvlOverride w:ilvl="1"/>
-    <w:lvlOverride w:ilvl="2"/>
-    <w:lvlOverride w:ilvl="3"/>
-    <w:lvlOverride w:ilvl="4"/>
-    <w:lvlOverride w:ilvl="5"/>
-    <w:lvlOverride w:ilvl="6"/>
-    <w:lvlOverride w:ilvl="7"/>
-    <w:lvlOverride w:ilvl="8"/>
   </w:num>
   <w:num w:numId="2" w16cid:durableId="1720326422">
     <w:abstractNumId w:val="3"/>
-    <w:lvlOverride w:ilvl="0"/>
-    <w:lvlOverride w:ilvl="1"/>
-    <w:lvlOverride w:ilvl="2"/>
-    <w:lvlOverride w:ilvl="3"/>
-    <w:lvlOverride w:ilvl="4"/>
-    <w:lvlOverride w:ilvl="5"/>
-    <w:lvlOverride w:ilvl="6"/>
-    <w:lvlOverride w:ilvl="7"/>
-    <w:lvlOverride w:ilvl="8"/>
   </w:num>
   <w:num w:numId="3" w16cid:durableId="1993485502">
     <w:abstractNumId w:val="9"/>
@@ -5494,6 +5361,18 @@
       <w:shd w:val="clear" w:color="auto" w:fill="E1DFDD"/>
     </w:rPr>
   </w:style>
+  <w:style w:type="character" w:styleId="FollowedHyperlink">
+    <w:name w:val="FollowedHyperlink"/>
+    <w:basedOn w:val="DefaultParagraphFont"/>
+    <w:uiPriority w:val="99"/>
+    <w:semiHidden/>
+    <w:unhideWhenUsed/>
+    <w:rsid w:val="006A1E23"/>
+    <w:rPr>
+      <w:color w:val="96607D" w:themeColor="followedHyperlink"/>
+      <w:u w:val="single"/>
+    </w:rPr>
+  </w:style>
 </w:styles>
 </file>
 

--- a/evidence/TestReport.docx
+++ b/evidence/TestReport.docx
@@ -179,26 +179,11 @@
     </w:p>
     <w:p>
       <w:pPr>
-        <w:pStyle w:val="ListParagraph"/>
         <w:numPr>
           <w:ilvl w:val="0"/>
           <w:numId w:val="2"/>
         </w:numPr>
       </w:pPr>
-      <w:r>
-        <w:rPr>
-          <w:b/>
-          <w:bCs/>
-        </w:rPr>
-        <w:t xml:space="preserve">Sample Location: </w:t>
-      </w:r>
-      <w:r>
-        <w:rPr>
-          <w:b/>
-          <w:bCs/>
-        </w:rPr>
-        <w:br/>
-      </w:r>
       <w:r>
         <w:t xml:space="preserve">Repository - </w:t>
       </w:r>
@@ -222,16 +207,35 @@
           <w:t>amedHasan3644/tempdata-validation</w:t>
         </w:r>
       </w:hyperlink>
+    </w:p>
+    <w:p>
+      <w:pPr>
+        <w:numPr>
+          <w:ilvl w:val="0"/>
+          <w:numId w:val="2"/>
+        </w:numPr>
+      </w:pPr>
       <w:r>
-        <w:br/>
         <w:t xml:space="preserve">Head Commit- </w:t>
       </w:r>
       <w:r>
         <w:t>c157c4c7222b443b3c8185bdddbf37bb7b12c62a</w:t>
       </w:r>
+    </w:p>
+    <w:p>
+      <w:pPr>
+        <w:numPr>
+          <w:ilvl w:val="0"/>
+          <w:numId w:val="2"/>
+        </w:numPr>
+      </w:pPr>
+      <w:proofErr w:type="gramStart"/>
       <w:r>
-        <w:br/>
-        <w:t xml:space="preserve">Evidences- </w:t>
+        <w:t>Evidences</w:t>
+      </w:r>
+      <w:proofErr w:type="gramEnd"/>
+      <w:r>
+        <w:t xml:space="preserve">- </w:t>
       </w:r>
       <w:hyperlink r:id="rId7" w:history="1">
         <w:r>
@@ -239,6 +243,25 @@
             <w:rStyle w:val="Hyperlink"/>
           </w:rPr>
           <w:t>https://github.com/MohamedHasan3644/tempdata-validation/tree/main/evidence</w:t>
+        </w:r>
+      </w:hyperlink>
+    </w:p>
+    <w:p>
+      <w:pPr>
+        <w:numPr>
+          <w:ilvl w:val="0"/>
+          <w:numId w:val="2"/>
+        </w:numPr>
+      </w:pPr>
+      <w:r>
+        <w:t xml:space="preserve">Build log- </w:t>
+      </w:r>
+      <w:hyperlink r:id="rId8" w:history="1">
+        <w:r>
+          <w:rPr>
+            <w:rStyle w:val="Hyperlink"/>
+          </w:rPr>
+          <w:t>https://github.com/MohamedHasan3644/tempdata-validation/tree/main/evidence/build</w:t>
         </w:r>
       </w:hyperlink>
     </w:p>
@@ -537,6 +560,7 @@
           </w:tcPr>
           <w:p>
             <w:r>
+              <w:lastRenderedPageBreak/>
               <w:t>TC-02</w:t>
             </w:r>
           </w:p>
@@ -579,7 +603,6 @@
                 <w:b/>
                 <w:bCs/>
               </w:rPr>
-              <w:lastRenderedPageBreak/>
               <w:t>Purpose:</w:t>
             </w:r>
             <w:r>
@@ -615,6 +638,279 @@
               <w:t>.</w:t>
             </w:r>
           </w:p>
+        </w:tc>
+        <w:tc>
+          <w:tcPr>
+            <w:tcW w:w="1910" w:type="dxa"/>
+            <w:tcBorders>
+              <w:top w:val="single" w:sz="8" w:space="0" w:color="A3A3A3"/>
+              <w:left w:val="single" w:sz="8" w:space="0" w:color="A3A3A3"/>
+              <w:bottom w:val="single" w:sz="8" w:space="0" w:color="A3A3A3"/>
+              <w:right w:val="single" w:sz="8" w:space="0" w:color="A3A3A3"/>
+            </w:tcBorders>
+          </w:tcPr>
+          <w:p>
+            <w:r>
+              <w:rPr>
+                <w:b/>
+              </w:rPr>
+              <w:t>PASS</w:t>
+            </w:r>
+            <w:r>
+              <w:t xml:space="preserve"> - POST / returned 302 Found and redirected to GET /read (200 OK). Both reads showed TC02-20260909-001 with markers true; refresh showed both empty with markers false.</w:t>
+            </w:r>
+          </w:p>
+        </w:tc>
+        <w:tc>
+          <w:tcPr>
+            <w:tcW w:w="2337" w:type="dxa"/>
+            <w:tcBorders>
+              <w:top w:val="single" w:sz="8" w:space="0" w:color="A3A3A3"/>
+              <w:left w:val="single" w:sz="8" w:space="0" w:color="A3A3A3"/>
+              <w:bottom w:val="single" w:sz="8" w:space="0" w:color="A3A3A3"/>
+              <w:right w:val="single" w:sz="8" w:space="0" w:color="A3A3A3"/>
+            </w:tcBorders>
+            <w:tcMar>
+              <w:top w:w="80" w:type="dxa"/>
+              <w:left w:w="80" w:type="dxa"/>
+              <w:bottom w:w="80" w:type="dxa"/>
+              <w:right w:w="80" w:type="dxa"/>
+            </w:tcMar>
+            <w:hideMark/>
+          </w:tcPr>
+          <w:p>
+            <w:r>
+              <w:t xml:space="preserve">The POST redirects to /read. Both reads in that first GET show the fresh value. After the response </w:t>
+            </w:r>
+            <w:proofErr w:type="gramStart"/>
+            <w:r>
+              <w:t>completes</w:t>
+            </w:r>
+            <w:proofErr w:type="gramEnd"/>
+            <w:r>
+              <w:t>, reload shows both reads empty.</w:t>
+            </w:r>
+          </w:p>
+        </w:tc>
+      </w:tr>
+      <w:tr>
+        <w:tc>
+          <w:tcPr>
+            <w:tcW w:w="1112" w:type="dxa"/>
+            <w:tcBorders>
+              <w:top w:val="single" w:sz="8" w:space="0" w:color="A3A3A3"/>
+              <w:left w:val="single" w:sz="8" w:space="0" w:color="A3A3A3"/>
+              <w:bottom w:val="single" w:sz="8" w:space="0" w:color="A3A3A3"/>
+              <w:right w:val="single" w:sz="8" w:space="0" w:color="A3A3A3"/>
+            </w:tcBorders>
+            <w:tcMar>
+              <w:top w:w="80" w:type="dxa"/>
+              <w:left w:w="80" w:type="dxa"/>
+              <w:bottom w:w="80" w:type="dxa"/>
+              <w:right w:w="80" w:type="dxa"/>
+            </w:tcMar>
+            <w:hideMark/>
+          </w:tcPr>
+          <w:p>
+            <w:r>
+              <w:t>TC-03</w:t>
+            </w:r>
+          </w:p>
+        </w:tc>
+        <w:tc>
+          <w:tcPr>
+            <w:tcW w:w="3981" w:type="dxa"/>
+            <w:tcBorders>
+              <w:top w:val="single" w:sz="8" w:space="0" w:color="A3A3A3"/>
+              <w:left w:val="single" w:sz="8" w:space="0" w:color="A3A3A3"/>
+              <w:bottom w:val="single" w:sz="8" w:space="0" w:color="A3A3A3"/>
+              <w:right w:val="single" w:sz="8" w:space="0" w:color="A3A3A3"/>
+            </w:tcBorders>
+            <w:tcMar>
+              <w:top w:w="80" w:type="dxa"/>
+              <w:left w:w="80" w:type="dxa"/>
+              <w:bottom w:w="80" w:type="dxa"/>
+              <w:right w:w="80" w:type="dxa"/>
+            </w:tcMar>
+            <w:hideMark/>
+          </w:tcPr>
+          <w:p>
+            <w:pPr>
+              <w:rPr>
+                <w:b/>
+                <w:bCs/>
+              </w:rPr>
+            </w:pPr>
+            <w:r>
+              <w:rPr>
+                <w:b/>
+                <w:bCs/>
+              </w:rPr>
+              <w:t>Navigate away and return</w:t>
+            </w:r>
+          </w:p>
+          <w:p>
+            <w:r>
+              <w:rPr>
+                <w:b/>
+                <w:bCs/>
+              </w:rPr>
+              <w:t>Purpose:</w:t>
+            </w:r>
+            <w:r>
+              <w:t> Prove that a consumed value does not return on a later server request and distinguish browser Back cache behavior.</w:t>
+            </w:r>
+          </w:p>
+          <w:p/>
+        </w:tc>
+        <w:tc>
+          <w:tcPr>
+            <w:tcW w:w="1910" w:type="dxa"/>
+            <w:tcBorders>
+              <w:top w:val="single" w:sz="8" w:space="0" w:color="A3A3A3"/>
+              <w:left w:val="single" w:sz="8" w:space="0" w:color="A3A3A3"/>
+              <w:bottom w:val="single" w:sz="8" w:space="0" w:color="A3A3A3"/>
+              <w:right w:val="single" w:sz="8" w:space="0" w:color="A3A3A3"/>
+            </w:tcBorders>
+          </w:tcPr>
+          <w:p>
+            <w:r>
+              <w:rPr>
+                <w:b/>
+              </w:rPr>
+              <w:t>PASS</w:t>
+            </w:r>
+            <w:r>
+              <w:t xml:space="preserve"> - A new GET /read after navigating away returned both outputs empty. Browser Back made a server GET and returned empty; forced reload remained empty with a newer Request UTC.</w:t>
+            </w:r>
+          </w:p>
+        </w:tc>
+        <w:tc>
+          <w:tcPr>
+            <w:tcW w:w="2337" w:type="dxa"/>
+            <w:tcBorders>
+              <w:top w:val="single" w:sz="8" w:space="0" w:color="A3A3A3"/>
+              <w:left w:val="single" w:sz="8" w:space="0" w:color="A3A3A3"/>
+              <w:bottom w:val="single" w:sz="8" w:space="0" w:color="A3A3A3"/>
+              <w:right w:val="single" w:sz="8" w:space="0" w:color="A3A3A3"/>
+            </w:tcBorders>
+            <w:tcMar>
+              <w:top w:w="80" w:type="dxa"/>
+              <w:left w:w="80" w:type="dxa"/>
+              <w:bottom w:w="80" w:type="dxa"/>
+              <w:right w:w="80" w:type="dxa"/>
+            </w:tcMar>
+            <w:hideMark/>
+          </w:tcPr>
+          <w:p>
+            <w:r>
+              <w:t xml:space="preserve">A new server request to /read is empty. A browser back-forward cache restoration may visually restore old markup without a request and must be recorded as browser caching, not </w:t>
+            </w:r>
+            <w:proofErr w:type="spellStart"/>
+            <w:r>
+              <w:t>TempData</w:t>
+            </w:r>
+            <w:proofErr w:type="spellEnd"/>
+            <w:r>
+              <w:t xml:space="preserve"> retention.</w:t>
+            </w:r>
+          </w:p>
+        </w:tc>
+      </w:tr>
+      <w:tr>
+        <w:tc>
+          <w:tcPr>
+            <w:tcW w:w="1112" w:type="dxa"/>
+            <w:tcBorders>
+              <w:top w:val="single" w:sz="8" w:space="0" w:color="A3A3A3"/>
+              <w:left w:val="single" w:sz="8" w:space="0" w:color="A3A3A3"/>
+              <w:bottom w:val="single" w:sz="8" w:space="0" w:color="A3A3A3"/>
+              <w:right w:val="single" w:sz="8" w:space="0" w:color="A3A3A3"/>
+            </w:tcBorders>
+            <w:tcMar>
+              <w:top w:w="80" w:type="dxa"/>
+              <w:left w:w="80" w:type="dxa"/>
+              <w:bottom w:w="80" w:type="dxa"/>
+              <w:right w:w="80" w:type="dxa"/>
+            </w:tcMar>
+            <w:hideMark/>
+          </w:tcPr>
+          <w:p>
+            <w:r>
+              <w:t>TC-04</w:t>
+            </w:r>
+          </w:p>
+        </w:tc>
+        <w:tc>
+          <w:tcPr>
+            <w:tcW w:w="3981" w:type="dxa"/>
+            <w:tcBorders>
+              <w:top w:val="single" w:sz="8" w:space="0" w:color="A3A3A3"/>
+              <w:left w:val="single" w:sz="8" w:space="0" w:color="A3A3A3"/>
+              <w:bottom w:val="single" w:sz="8" w:space="0" w:color="A3A3A3"/>
+              <w:right w:val="single" w:sz="8" w:space="0" w:color="A3A3A3"/>
+            </w:tcBorders>
+            <w:tcMar>
+              <w:top w:w="80" w:type="dxa"/>
+              <w:left w:w="80" w:type="dxa"/>
+              <w:bottom w:w="80" w:type="dxa"/>
+              <w:right w:w="80" w:type="dxa"/>
+            </w:tcMar>
+            <w:hideMark/>
+          </w:tcPr>
+          <w:p>
+            <w:pPr>
+              <w:rPr>
+                <w:b/>
+                <w:bCs/>
+              </w:rPr>
+            </w:pPr>
+            <w:r>
+              <w:rPr>
+                <w:b/>
+                <w:bCs/>
+              </w:rPr>
+              <w:t>Untouched page preserves value</w:t>
+            </w:r>
+          </w:p>
+          <w:p>
+            <w:r>
+              <w:rPr>
+                <w:b/>
+                <w:bCs/>
+              </w:rPr>
+              <w:t>Purpose:</w:t>
+            </w:r>
+            <w:r>
+              <w:t xml:space="preserve"> Prove that a page with no </w:t>
+            </w:r>
+            <w:proofErr w:type="spellStart"/>
+            <w:r>
+              <w:t>TempData</w:t>
+            </w:r>
+            <w:proofErr w:type="spellEnd"/>
+            <w:r>
+              <w:t xml:space="preserve"> access preserves the value and satisfy</w:t>
+            </w:r>
+            <w:r>
+              <w:t>.</w:t>
+            </w:r>
+          </w:p>
+          <w:p>
+            <w:r>
+              <w:t xml:space="preserve">A value that is not read on the following request is still readable on the request after that, and passing through a page that never touches </w:t>
+            </w:r>
+            <w:proofErr w:type="spellStart"/>
+            <w:r>
+              <w:t>TempData</w:t>
+            </w:r>
+            <w:proofErr w:type="spellEnd"/>
+            <w:r>
+              <w:t xml:space="preserve"> does not delete it.</w:t>
+            </w:r>
+          </w:p>
+          <w:p/>
+          <w:p/>
         </w:tc>
         <w:tc>
           <w:tcPr>
@@ -635,11 +931,19 @@
               <w:t>PASS</w:t>
             </w:r>
             <w:r>
-              <w:t xml:space="preserve"> - POST / returned 302 Found and </w:t>
+              <w:t xml:space="preserve"> - /untouched performed no </w:t>
+            </w:r>
+            <w:proofErr w:type="spellStart"/>
+            <w:r>
+              <w:t>TempData</w:t>
+            </w:r>
+            <w:proofErr w:type="spellEnd"/>
+            <w:r>
+              <w:t xml:space="preserve"> operation. The following /read showed the stored value in both reads with markers true; </w:t>
             </w:r>
             <w:r>
               <w:lastRenderedPageBreak/>
-              <w:t>redirected to GET /read (200 OK). Both reads showed TC02-20260909-001 with markers true; refresh showed both empty with markers false.</w:t>
+              <w:t>refresh showed both empty with markers false.</w:t>
             </w:r>
           </w:p>
         </w:tc>
@@ -663,19 +967,31 @@
           <w:p>
             <w:r>
               <w:lastRenderedPageBreak/>
-              <w:t xml:space="preserve">The POST redirects to /read. Both reads in that first GET show </w:t>
-            </w:r>
-            <w:r>
-              <w:lastRenderedPageBreak/>
-              <w:t xml:space="preserve">the fresh value. After the response </w:t>
+              <w:t>/</w:t>
             </w:r>
             <w:proofErr w:type="gramStart"/>
             <w:r>
-              <w:t>completes</w:t>
+              <w:t>untouched</w:t>
             </w:r>
             <w:proofErr w:type="gramEnd"/>
             <w:r>
-              <w:t>, reload shows both reads empty.</w:t>
+              <w:t xml:space="preserve"> performs no </w:t>
+            </w:r>
+            <w:proofErr w:type="spellStart"/>
+            <w:r>
+              <w:t>TempData</w:t>
+            </w:r>
+            <w:proofErr w:type="spellEnd"/>
+            <w:r>
+              <w:t xml:space="preserve"> operation. The first /read request shows the value in both reads; </w:t>
+            </w:r>
+            <w:proofErr w:type="gramStart"/>
+            <w:r>
+              <w:t>its</w:t>
+            </w:r>
+            <w:proofErr w:type="gramEnd"/>
+            <w:r>
+              <w:t xml:space="preserve"> reload is empty.</w:t>
             </w:r>
           </w:p>
         </w:tc>
@@ -700,7 +1016,7 @@
           </w:tcPr>
           <w:p>
             <w:r>
-              <w:t>TC-03</w:t>
+              <w:t>TC-05</w:t>
             </w:r>
           </w:p>
         </w:tc>
@@ -733,7 +1049,7 @@
                 <w:b/>
                 <w:bCs/>
               </w:rPr>
-              <w:t>Navigate away and return</w:t>
+              <w:t>Peek, reload, consume</w:t>
             </w:r>
           </w:p>
           <w:p>
@@ -745,10 +1061,16 @@
               <w:t>Purpose:</w:t>
             </w:r>
             <w:r>
-              <w:t> Prove that a consumed value does not return on a later server request and distinguish browser Back cache behavior.</w:t>
+              <w:t> Prove that Peek does not mark the value for deletion and satisfy.</w:t>
+            </w:r>
+          </w:p>
+          <w:p>
+            <w:r>
+              <w:t>A peeked value is still readable on the next request.</w:t>
             </w:r>
           </w:p>
           <w:p/>
+          <w:p/>
         </w:tc>
         <w:tc>
           <w:tcPr>
@@ -768,7 +1090,7 @@
               <w:t>PASS</w:t>
             </w:r>
             <w:r>
-              <w:t xml:space="preserve"> - A new GET /read after navigating away returned both outputs empty. Browser Back made a server GET and returned empty; forced reload remained empty with a newer Request UTC.</w:t>
+              <w:t xml:space="preserve"> - The first and reloaded Peek requests showed the same value with marker true and different Request UTC values. The ordinary reader then showed the value; its refresh was empty.</w:t>
             </w:r>
           </w:p>
         </w:tc>
@@ -791,15 +1113,15 @@
           </w:tcPr>
           <w:p>
             <w:r>
-              <w:t xml:space="preserve">A new server request to /read is empty. A browser back-forward cache restoration may visually restore old markup without a request and must be recorded as browser caching, not </w:t>
-            </w:r>
-            <w:proofErr w:type="spellStart"/>
-            <w:r>
-              <w:t>TempData</w:t>
-            </w:r>
-            <w:proofErr w:type="spellEnd"/>
-            <w:r>
-              <w:t xml:space="preserve"> retention.</w:t>
+              <w:t xml:space="preserve">Both peek requests show the value. The ordinary reader then shows it in both </w:t>
+            </w:r>
+            <w:proofErr w:type="gramStart"/>
+            <w:r>
+              <w:t>same-request</w:t>
+            </w:r>
+            <w:proofErr w:type="gramEnd"/>
+            <w:r>
+              <w:t xml:space="preserve"> reads. Reloading the ordinary reader is empty.</w:t>
             </w:r>
           </w:p>
         </w:tc>
@@ -824,7 +1146,7 @@
           </w:tcPr>
           <w:p>
             <w:r>
-              <w:t>TC-04</w:t>
+              <w:t>TC-06</w:t>
             </w:r>
           </w:p>
         </w:tc>
@@ -857,7 +1179,7 @@
                 <w:b/>
                 <w:bCs/>
               </w:rPr>
-              <w:t>Untouched page preserves value</w:t>
+              <w:t>Read and keep exactly once</w:t>
             </w:r>
           </w:p>
           <w:p>
@@ -869,15 +1191,7 @@
               <w:t>Purpose:</w:t>
             </w:r>
             <w:r>
-              <w:t xml:space="preserve"> Prove that a page with no </w:t>
-            </w:r>
-            <w:proofErr w:type="spellStart"/>
-            <w:r>
-              <w:t>TempData</w:t>
-            </w:r>
-            <w:proofErr w:type="spellEnd"/>
-            <w:r>
-              <w:t xml:space="preserve"> access preserves the value and satisfy</w:t>
+              <w:t> Prove that Get followed by Keep(key) retains an already-read key and satisfy</w:t>
             </w:r>
             <w:r>
               <w:t>.</w:t>
@@ -885,15 +1199,15 @@
           </w:p>
           <w:p>
             <w:r>
-              <w:t xml:space="preserve">A value that is not read on the following request is still readable on the request after that, and passing through a page that never touches </w:t>
-            </w:r>
-            <w:proofErr w:type="spellStart"/>
-            <w:r>
-              <w:t>TempData</w:t>
-            </w:r>
-            <w:proofErr w:type="spellEnd"/>
-            <w:r>
-              <w:t xml:space="preserve"> does not delete it.</w:t>
+              <w:t xml:space="preserve">After a read-and-keep request, the next ordinary </w:t>
+            </w:r>
+            <w:proofErr w:type="gramStart"/>
+            <w:r>
+              <w:t>consuming</w:t>
+            </w:r>
+            <w:proofErr w:type="gramEnd"/>
+            <w:r>
+              <w:t xml:space="preserve"> reader sees the value. Refreshing that reader then shows nothing.</w:t>
             </w:r>
           </w:p>
           <w:p/>
@@ -917,15 +1231,7 @@
               <w:t>PASS</w:t>
             </w:r>
             <w:r>
-              <w:t xml:space="preserve"> - /untouched performed no </w:t>
-            </w:r>
-            <w:proofErr w:type="spellStart"/>
-            <w:r>
-              <w:t>TempData</w:t>
-            </w:r>
-            <w:proofErr w:type="spellEnd"/>
-            <w:r>
-              <w:t xml:space="preserve"> operation. The following /read showed the stored value in both reads with markers true; refresh showed both empty with markers false.</w:t>
+              <w:t xml:space="preserve"> - The keep-once page showed the stored value. The immediately following ordinary reader showed it in both reads; refresh showed both empty.</w:t>
             </w:r>
           </w:p>
         </w:tc>
@@ -948,31 +1254,7 @@
           </w:tcPr>
           <w:p>
             <w:r>
-              <w:t>/</w:t>
-            </w:r>
-            <w:proofErr w:type="gramStart"/>
-            <w:r>
-              <w:t>untouched</w:t>
-            </w:r>
-            <w:proofErr w:type="gramEnd"/>
-            <w:r>
-              <w:t xml:space="preserve"> performs no </w:t>
-            </w:r>
-            <w:proofErr w:type="spellStart"/>
-            <w:r>
-              <w:t>TempData</w:t>
-            </w:r>
-            <w:proofErr w:type="spellEnd"/>
-            <w:r>
-              <w:t xml:space="preserve"> operation. The first /read request shows the value in both reads; </w:t>
-            </w:r>
-            <w:proofErr w:type="gramStart"/>
-            <w:r>
-              <w:t>its</w:t>
-            </w:r>
-            <w:proofErr w:type="gramEnd"/>
-            <w:r>
-              <w:t xml:space="preserve"> reload is empty.</w:t>
+              <w:t>The keep-once page shows the value. The next ordinary reader shows it in both reads. Reloading that ordinary reader is empty.</w:t>
             </w:r>
           </w:p>
         </w:tc>
@@ -997,8 +1279,144 @@
           </w:tcPr>
           <w:p>
             <w:r>
+              <w:t>TC-07</w:t>
+            </w:r>
+          </w:p>
+        </w:tc>
+        <w:tc>
+          <w:tcPr>
+            <w:tcW w:w="3981" w:type="dxa"/>
+            <w:tcBorders>
+              <w:top w:val="single" w:sz="8" w:space="0" w:color="A3A3A3"/>
+              <w:left w:val="single" w:sz="8" w:space="0" w:color="A3A3A3"/>
+              <w:bottom w:val="single" w:sz="8" w:space="0" w:color="A3A3A3"/>
+              <w:right w:val="single" w:sz="8" w:space="0" w:color="A3A3A3"/>
+            </w:tcBorders>
+            <w:tcMar>
+              <w:top w:w="80" w:type="dxa"/>
+              <w:left w:w="80" w:type="dxa"/>
+              <w:bottom w:w="80" w:type="dxa"/>
+              <w:right w:w="80" w:type="dxa"/>
+            </w:tcMar>
+            <w:hideMark/>
+          </w:tcPr>
+          <w:p>
+            <w:pPr>
+              <w:rPr>
+                <w:b/>
+                <w:bCs/>
+              </w:rPr>
+            </w:pPr>
+            <w:r>
+              <w:rPr>
+                <w:b/>
+                <w:bCs/>
+              </w:rPr>
+              <w:t> Peek then keep in one request</w:t>
+            </w:r>
+          </w:p>
+          <w:p>
+            <w:r>
+              <w:rPr>
+                <w:b/>
+                <w:bCs/>
+              </w:rPr>
+              <w:t>Purpose:</w:t>
+            </w:r>
+            <w:r>
+              <w:t> Prove that Peek followed by Keep(key) against the same key retains the value without error.</w:t>
+            </w:r>
+          </w:p>
+          <w:p/>
+        </w:tc>
+        <w:tc>
+          <w:tcPr>
+            <w:tcW w:w="1910" w:type="dxa"/>
+            <w:tcBorders>
+              <w:top w:val="single" w:sz="8" w:space="0" w:color="A3A3A3"/>
+              <w:left w:val="single" w:sz="8" w:space="0" w:color="A3A3A3"/>
+              <w:bottom w:val="single" w:sz="8" w:space="0" w:color="A3A3A3"/>
+              <w:right w:val="single" w:sz="8" w:space="0" w:color="A3A3A3"/>
+            </w:tcBorders>
+          </w:tcPr>
+          <w:p>
+            <w:r>
+              <w:rPr>
+                <w:b/>
+              </w:rPr>
+              <w:t>PASS</w:t>
+            </w:r>
+            <w:r>
+              <w:t xml:space="preserve"> - Peek followed by Keep showed the stored value without a </w:t>
+            </w:r>
+            <w:proofErr w:type="spellStart"/>
+            <w:r>
+              <w:t>TempData</w:t>
+            </w:r>
+            <w:proofErr w:type="spellEnd"/>
+            <w:r>
+              <w:t xml:space="preserve"> error. The next ordinary reader showed it in both reads; </w:t>
+            </w:r>
+            <w:r>
               <w:lastRenderedPageBreak/>
-              <w:t>TC-05</w:t>
+              <w:t>refresh was empty.</w:t>
+            </w:r>
+          </w:p>
+        </w:tc>
+        <w:tc>
+          <w:tcPr>
+            <w:tcW w:w="2337" w:type="dxa"/>
+            <w:tcBorders>
+              <w:top w:val="single" w:sz="8" w:space="0" w:color="A3A3A3"/>
+              <w:left w:val="single" w:sz="8" w:space="0" w:color="A3A3A3"/>
+              <w:bottom w:val="single" w:sz="8" w:space="0" w:color="A3A3A3"/>
+              <w:right w:val="single" w:sz="8" w:space="0" w:color="A3A3A3"/>
+            </w:tcBorders>
+            <w:tcMar>
+              <w:top w:w="80" w:type="dxa"/>
+              <w:left w:w="80" w:type="dxa"/>
+              <w:bottom w:w="80" w:type="dxa"/>
+              <w:right w:w="80" w:type="dxa"/>
+            </w:tcMar>
+            <w:hideMark/>
+          </w:tcPr>
+          <w:p>
+            <w:r>
+              <w:lastRenderedPageBreak/>
+              <w:t xml:space="preserve">Peek-then-keep shows the value without error. The ordinary reader sees it once; the ordinary </w:t>
+            </w:r>
+            <w:proofErr w:type="gramStart"/>
+            <w:r>
+              <w:t>reader's</w:t>
+            </w:r>
+            <w:proofErr w:type="gramEnd"/>
+            <w:r>
+              <w:t xml:space="preserve"> reload is empty.</w:t>
+            </w:r>
+          </w:p>
+        </w:tc>
+      </w:tr>
+      <w:tr>
+        <w:tc>
+          <w:tcPr>
+            <w:tcW w:w="1112" w:type="dxa"/>
+            <w:tcBorders>
+              <w:top w:val="single" w:sz="8" w:space="0" w:color="A3A3A3"/>
+              <w:left w:val="single" w:sz="8" w:space="0" w:color="A3A3A3"/>
+              <w:bottom w:val="single" w:sz="8" w:space="0" w:color="A3A3A3"/>
+              <w:right w:val="single" w:sz="8" w:space="0" w:color="A3A3A3"/>
+            </w:tcBorders>
+            <w:tcMar>
+              <w:top w:w="80" w:type="dxa"/>
+              <w:left w:w="80" w:type="dxa"/>
+              <w:bottom w:w="80" w:type="dxa"/>
+              <w:right w:w="80" w:type="dxa"/>
+            </w:tcMar>
+            <w:hideMark/>
+          </w:tcPr>
+          <w:p>
+            <w:r>
+              <w:t>TC-08</w:t>
             </w:r>
           </w:p>
         </w:tc>
@@ -1031,7 +1449,7 @@
                 <w:b/>
                 <w:bCs/>
               </w:rPr>
-              <w:t>Peek, reload, consume</w:t>
+              <w:t>Read the same key twice in one request</w:t>
             </w:r>
           </w:p>
           <w:p>
@@ -1043,12 +1461,152 @@
               <w:t>Purpose:</w:t>
             </w:r>
             <w:r>
-              <w:t> Prove that Peek does not mark the value for deletion and satisfy.</w:t>
-            </w:r>
-          </w:p>
-          <w:p>
-            <w:r>
-              <w:t>A peeked value is still readable on the next request.</w:t>
+              <w:t> Prove that an ordinary read schedules deletion for request completion rather than deleting the key immediately.</w:t>
+            </w:r>
+          </w:p>
+          <w:p/>
+        </w:tc>
+        <w:tc>
+          <w:tcPr>
+            <w:tcW w:w="1910" w:type="dxa"/>
+            <w:tcBorders>
+              <w:top w:val="single" w:sz="8" w:space="0" w:color="A3A3A3"/>
+              <w:left w:val="single" w:sz="8" w:space="0" w:color="A3A3A3"/>
+              <w:bottom w:val="single" w:sz="8" w:space="0" w:color="A3A3A3"/>
+              <w:right w:val="single" w:sz="8" w:space="0" w:color="A3A3A3"/>
+            </w:tcBorders>
+          </w:tcPr>
+          <w:p>
+            <w:r>
+              <w:rPr>
+                <w:b/>
+              </w:rPr>
+              <w:t>PASS</w:t>
+            </w:r>
+            <w:r>
+              <w:t xml:space="preserve"> - One initial document GET /read returned the same stored value from both Get calls with markers true. One </w:t>
+            </w:r>
+            <w:proofErr w:type="gramStart"/>
+            <w:r>
+              <w:t>reload</w:t>
+            </w:r>
+            <w:proofErr w:type="gramEnd"/>
+            <w:r>
+              <w:t xml:space="preserve"> created a new GET /read where both outputs were empty with markers false.</w:t>
+            </w:r>
+          </w:p>
+        </w:tc>
+        <w:tc>
+          <w:tcPr>
+            <w:tcW w:w="2337" w:type="dxa"/>
+            <w:tcBorders>
+              <w:top w:val="single" w:sz="8" w:space="0" w:color="A3A3A3"/>
+              <w:left w:val="single" w:sz="8" w:space="0" w:color="A3A3A3"/>
+              <w:bottom w:val="single" w:sz="8" w:space="0" w:color="A3A3A3"/>
+              <w:right w:val="single" w:sz="8" w:space="0" w:color="A3A3A3"/>
+            </w:tcBorders>
+            <w:tcMar>
+              <w:top w:w="80" w:type="dxa"/>
+              <w:left w:w="80" w:type="dxa"/>
+              <w:bottom w:w="80" w:type="dxa"/>
+              <w:right w:w="80" w:type="dxa"/>
+            </w:tcMar>
+            <w:hideMark/>
+          </w:tcPr>
+          <w:p>
+            <w:r>
+              <w:t xml:space="preserve">Both </w:t>
+            </w:r>
+            <w:proofErr w:type="gramStart"/>
+            <w:r>
+              <w:t>reads</w:t>
+            </w:r>
+            <w:proofErr w:type="gramEnd"/>
+            <w:r>
+              <w:t xml:space="preserve"> in the first request return the same fresh value. Both are empty on the next request.</w:t>
+            </w:r>
+          </w:p>
+        </w:tc>
+      </w:tr>
+      <w:tr>
+        <w:tc>
+          <w:tcPr>
+            <w:tcW w:w="1112" w:type="dxa"/>
+            <w:tcBorders>
+              <w:top w:val="single" w:sz="8" w:space="0" w:color="A3A3A3"/>
+              <w:left w:val="single" w:sz="8" w:space="0" w:color="A3A3A3"/>
+              <w:bottom w:val="single" w:sz="8" w:space="0" w:color="A3A3A3"/>
+              <w:right w:val="single" w:sz="8" w:space="0" w:color="A3A3A3"/>
+            </w:tcBorders>
+            <w:tcMar>
+              <w:top w:w="80" w:type="dxa"/>
+              <w:left w:w="80" w:type="dxa"/>
+              <w:bottom w:w="80" w:type="dxa"/>
+              <w:right w:w="80" w:type="dxa"/>
+            </w:tcMar>
+            <w:hideMark/>
+          </w:tcPr>
+          <w:p>
+            <w:r>
+              <w:t>TC-09</w:t>
+            </w:r>
+          </w:p>
+        </w:tc>
+        <w:tc>
+          <w:tcPr>
+            <w:tcW w:w="3981" w:type="dxa"/>
+            <w:tcBorders>
+              <w:top w:val="single" w:sz="8" w:space="0" w:color="A3A3A3"/>
+              <w:left w:val="single" w:sz="8" w:space="0" w:color="A3A3A3"/>
+              <w:bottom w:val="single" w:sz="8" w:space="0" w:color="A3A3A3"/>
+              <w:right w:val="single" w:sz="8" w:space="0" w:color="A3A3A3"/>
+            </w:tcBorders>
+            <w:tcMar>
+              <w:top w:w="80" w:type="dxa"/>
+              <w:left w:w="80" w:type="dxa"/>
+              <w:bottom w:w="80" w:type="dxa"/>
+              <w:right w:w="80" w:type="dxa"/>
+            </w:tcMar>
+            <w:hideMark/>
+          </w:tcPr>
+          <w:p>
+            <w:pPr>
+              <w:rPr>
+                <w:b/>
+                <w:bCs/>
+              </w:rPr>
+            </w:pPr>
+            <w:r>
+              <w:rPr>
+                <w:b/>
+                <w:bCs/>
+              </w:rPr>
+              <w:t>Bound property cleared</w:t>
+            </w:r>
+          </w:p>
+          <w:p>
+            <w:r>
+              <w:rPr>
+                <w:b/>
+                <w:bCs/>
+              </w:rPr>
+              <w:t>Purpose:</w:t>
+            </w:r>
+            <w:r>
+              <w:t> Prove the one-time </w:t>
+            </w:r>
+            <w:proofErr w:type="spellStart"/>
+            <w:r>
+              <w:t>SupplyParameterFromTempData</w:t>
+            </w:r>
+            <w:proofErr w:type="spellEnd"/>
+            <w:r>
+              <w:t> pattern and satisfy.</w:t>
+            </w:r>
+          </w:p>
+          <w:p>
+            <w:r>
+              <w:t>The bound-property reader that explicitly clears its property produces the same one-time display as the ordinary consuming reader.</w:t>
             </w:r>
           </w:p>
           <w:p/>
@@ -1072,7 +1630,7 @@
               <w:t>PASS</w:t>
             </w:r>
             <w:r>
-              <w:t xml:space="preserve"> - The first and reloaded Peek requests showed the same value with marker true and different Request UTC values. The ordinary reader then showed the value; its refresh was empty.</w:t>
+              <w:t xml:space="preserve"> - The first bound-reader request displayed the stored value with marker true and Property after copy = null. Reload displayed no message with marker false; the property remained null.</w:t>
             </w:r>
           </w:p>
         </w:tc>
@@ -1095,15 +1653,15 @@
           </w:tcPr>
           <w:p>
             <w:r>
-              <w:t xml:space="preserve">Both peek requests show the value. The ordinary reader then shows it in both </w:t>
+              <w:t xml:space="preserve">First request displays </w:t>
             </w:r>
             <w:proofErr w:type="gramStart"/>
             <w:r>
-              <w:t>same-request</w:t>
+              <w:t>the fresh</w:t>
             </w:r>
             <w:proofErr w:type="gramEnd"/>
             <w:r>
-              <w:t xml:space="preserve"> reads. Reloading the ordinary reader is empty.</w:t>
+              <w:t xml:space="preserve"> value from the separate field and reports the bound property as null. Reload displays no message.</w:t>
             </w:r>
           </w:p>
         </w:tc>
@@ -1128,7 +1686,7 @@
           </w:tcPr>
           <w:p>
             <w:r>
-              <w:t>TC-06</w:t>
+              <w:t>TC-10</w:t>
             </w:r>
           </w:p>
         </w:tc>
@@ -1161,39 +1719,47 @@
                 <w:b/>
                 <w:bCs/>
               </w:rPr>
-              <w:t>Read and keep exactly once</w:t>
-            </w:r>
-          </w:p>
-          <w:p>
+              <w:t xml:space="preserve">Cascading and bound-reader </w:t>
+            </w:r>
+            <w:proofErr w:type="gramStart"/>
             <w:r>
               <w:rPr>
                 <w:b/>
                 <w:bCs/>
               </w:rPr>
+              <w:t>parity</w:t>
+            </w:r>
+            <w:proofErr w:type="gramEnd"/>
+          </w:p>
+          <w:p>
+            <w:r>
+              <w:rPr>
+                <w:b/>
+                <w:bCs/>
+              </w:rPr>
               <w:t>Purpose:</w:t>
             </w:r>
             <w:r>
-              <w:t> Prove that Get followed by Keep(key) retains an already-read key and satisfy</w:t>
-            </w:r>
-            <w:r>
-              <w:t>.</w:t>
-            </w:r>
-          </w:p>
-          <w:p>
-            <w:r>
-              <w:t xml:space="preserve">After a read-and-keep request, the next ordinary </w:t>
+              <w:t> Compare the cascading </w:t>
+            </w:r>
+            <w:proofErr w:type="spellStart"/>
+            <w:r>
+              <w:t>ITempData</w:t>
+            </w:r>
+            <w:proofErr w:type="spellEnd"/>
+            <w:r>
+              <w:t xml:space="preserve"> reader and bound-property reader with </w:t>
             </w:r>
             <w:proofErr w:type="gramStart"/>
             <w:r>
-              <w:t>consuming</w:t>
+              <w:t>exactly the same</w:t>
             </w:r>
             <w:proofErr w:type="gramEnd"/>
             <w:r>
-              <w:t xml:space="preserve"> reader sees the value. Refreshing that reader then shows nothing.</w:t>
+              <w:t xml:space="preserve"> input.</w:t>
             </w:r>
           </w:p>
           <w:p/>
-          <w:p/>
         </w:tc>
         <w:tc>
           <w:tcPr>
@@ -1213,555 +1779,11 @@
               <w:t>PASS</w:t>
             </w:r>
             <w:r>
-              <w:t xml:space="preserve"> - The keep-once page showed the stored value. The immediately following ordinary reader showed it in both reads; refresh showed both empty.</w:t>
-            </w:r>
-          </w:p>
-        </w:tc>
-        <w:tc>
-          <w:tcPr>
-            <w:tcW w:w="2337" w:type="dxa"/>
-            <w:tcBorders>
-              <w:top w:val="single" w:sz="8" w:space="0" w:color="A3A3A3"/>
-              <w:left w:val="single" w:sz="8" w:space="0" w:color="A3A3A3"/>
-              <w:bottom w:val="single" w:sz="8" w:space="0" w:color="A3A3A3"/>
-              <w:right w:val="single" w:sz="8" w:space="0" w:color="A3A3A3"/>
-            </w:tcBorders>
-            <w:tcMar>
-              <w:top w:w="80" w:type="dxa"/>
-              <w:left w:w="80" w:type="dxa"/>
-              <w:bottom w:w="80" w:type="dxa"/>
-              <w:right w:w="80" w:type="dxa"/>
-            </w:tcMar>
-            <w:hideMark/>
-          </w:tcPr>
-          <w:p>
-            <w:r>
-              <w:t>The keep-once page shows the value. The next ordinary reader shows it in both reads. Reloading that ordinary reader is empty.</w:t>
-            </w:r>
-          </w:p>
-        </w:tc>
-      </w:tr>
-      <w:tr>
-        <w:tc>
-          <w:tcPr>
-            <w:tcW w:w="1112" w:type="dxa"/>
-            <w:tcBorders>
-              <w:top w:val="single" w:sz="8" w:space="0" w:color="A3A3A3"/>
-              <w:left w:val="single" w:sz="8" w:space="0" w:color="A3A3A3"/>
-              <w:bottom w:val="single" w:sz="8" w:space="0" w:color="A3A3A3"/>
-              <w:right w:val="single" w:sz="8" w:space="0" w:color="A3A3A3"/>
-            </w:tcBorders>
-            <w:tcMar>
-              <w:top w:w="80" w:type="dxa"/>
-              <w:left w:w="80" w:type="dxa"/>
-              <w:bottom w:w="80" w:type="dxa"/>
-              <w:right w:w="80" w:type="dxa"/>
-            </w:tcMar>
-            <w:hideMark/>
-          </w:tcPr>
-          <w:p>
-            <w:r>
-              <w:t>TC-07</w:t>
-            </w:r>
-          </w:p>
-        </w:tc>
-        <w:tc>
-          <w:tcPr>
-            <w:tcW w:w="3981" w:type="dxa"/>
-            <w:tcBorders>
-              <w:top w:val="single" w:sz="8" w:space="0" w:color="A3A3A3"/>
-              <w:left w:val="single" w:sz="8" w:space="0" w:color="A3A3A3"/>
-              <w:bottom w:val="single" w:sz="8" w:space="0" w:color="A3A3A3"/>
-              <w:right w:val="single" w:sz="8" w:space="0" w:color="A3A3A3"/>
-            </w:tcBorders>
-            <w:tcMar>
-              <w:top w:w="80" w:type="dxa"/>
-              <w:left w:w="80" w:type="dxa"/>
-              <w:bottom w:w="80" w:type="dxa"/>
-              <w:right w:w="80" w:type="dxa"/>
-            </w:tcMar>
-            <w:hideMark/>
-          </w:tcPr>
-          <w:p>
-            <w:pPr>
-              <w:rPr>
-                <w:b/>
-                <w:bCs/>
-              </w:rPr>
-            </w:pPr>
-            <w:r>
-              <w:rPr>
-                <w:b/>
-                <w:bCs/>
-              </w:rPr>
-              <w:t> Peek then keep in one request</w:t>
-            </w:r>
-          </w:p>
-          <w:p>
-            <w:r>
-              <w:rPr>
-                <w:b/>
-                <w:bCs/>
-              </w:rPr>
-              <w:t>Purpose:</w:t>
-            </w:r>
-            <w:r>
-              <w:t> Prove that Peek followed by Keep(key) against the same key retains the value without error.</w:t>
-            </w:r>
-          </w:p>
-          <w:p/>
-        </w:tc>
-        <w:tc>
-          <w:tcPr>
-            <w:tcW w:w="1910" w:type="dxa"/>
-            <w:tcBorders>
-              <w:top w:val="single" w:sz="8" w:space="0" w:color="A3A3A3"/>
-              <w:left w:val="single" w:sz="8" w:space="0" w:color="A3A3A3"/>
-              <w:bottom w:val="single" w:sz="8" w:space="0" w:color="A3A3A3"/>
-              <w:right w:val="single" w:sz="8" w:space="0" w:color="A3A3A3"/>
-            </w:tcBorders>
-          </w:tcPr>
-          <w:p>
-            <w:r>
-              <w:rPr>
-                <w:b/>
-              </w:rPr>
-              <w:t>PASS</w:t>
-            </w:r>
-            <w:r>
-              <w:t xml:space="preserve"> - Peek followed by Keep showed the stored value without a </w:t>
-            </w:r>
-            <w:proofErr w:type="spellStart"/>
-            <w:r>
-              <w:t>TempData</w:t>
-            </w:r>
-            <w:proofErr w:type="spellEnd"/>
-            <w:r>
-              <w:t xml:space="preserve"> error. The next ordinary reader showed it in both reads; refresh was empty.</w:t>
-            </w:r>
-          </w:p>
-        </w:tc>
-        <w:tc>
-          <w:tcPr>
-            <w:tcW w:w="2337" w:type="dxa"/>
-            <w:tcBorders>
-              <w:top w:val="single" w:sz="8" w:space="0" w:color="A3A3A3"/>
-              <w:left w:val="single" w:sz="8" w:space="0" w:color="A3A3A3"/>
-              <w:bottom w:val="single" w:sz="8" w:space="0" w:color="A3A3A3"/>
-              <w:right w:val="single" w:sz="8" w:space="0" w:color="A3A3A3"/>
-            </w:tcBorders>
-            <w:tcMar>
-              <w:top w:w="80" w:type="dxa"/>
-              <w:left w:w="80" w:type="dxa"/>
-              <w:bottom w:w="80" w:type="dxa"/>
-              <w:right w:w="80" w:type="dxa"/>
-            </w:tcMar>
-            <w:hideMark/>
-          </w:tcPr>
-          <w:p>
-            <w:r>
-              <w:t xml:space="preserve">Peek-then-keep shows the value without error. The ordinary reader sees it once; the ordinary </w:t>
-            </w:r>
-            <w:proofErr w:type="gramStart"/>
-            <w:r>
-              <w:t>reader's</w:t>
-            </w:r>
-            <w:proofErr w:type="gramEnd"/>
-            <w:r>
-              <w:t xml:space="preserve"> reload is empty.</w:t>
-            </w:r>
-          </w:p>
-        </w:tc>
-      </w:tr>
-      <w:tr>
-        <w:tc>
-          <w:tcPr>
-            <w:tcW w:w="1112" w:type="dxa"/>
-            <w:tcBorders>
-              <w:top w:val="single" w:sz="8" w:space="0" w:color="A3A3A3"/>
-              <w:left w:val="single" w:sz="8" w:space="0" w:color="A3A3A3"/>
-              <w:bottom w:val="single" w:sz="8" w:space="0" w:color="A3A3A3"/>
-              <w:right w:val="single" w:sz="8" w:space="0" w:color="A3A3A3"/>
-            </w:tcBorders>
-            <w:tcMar>
-              <w:top w:w="80" w:type="dxa"/>
-              <w:left w:w="80" w:type="dxa"/>
-              <w:bottom w:w="80" w:type="dxa"/>
-              <w:right w:w="80" w:type="dxa"/>
-            </w:tcMar>
-            <w:hideMark/>
-          </w:tcPr>
-          <w:p>
+              <w:t xml:space="preserve"> - The cascading and bound-property readers both displayed the identical value message001 </w:t>
+            </w:r>
             <w:r>
               <w:lastRenderedPageBreak/>
-              <w:t>TC-08</w:t>
-            </w:r>
-          </w:p>
-        </w:tc>
-        <w:tc>
-          <w:tcPr>
-            <w:tcW w:w="3981" w:type="dxa"/>
-            <w:tcBorders>
-              <w:top w:val="single" w:sz="8" w:space="0" w:color="A3A3A3"/>
-              <w:left w:val="single" w:sz="8" w:space="0" w:color="A3A3A3"/>
-              <w:bottom w:val="single" w:sz="8" w:space="0" w:color="A3A3A3"/>
-              <w:right w:val="single" w:sz="8" w:space="0" w:color="A3A3A3"/>
-            </w:tcBorders>
-            <w:tcMar>
-              <w:top w:w="80" w:type="dxa"/>
-              <w:left w:w="80" w:type="dxa"/>
-              <w:bottom w:w="80" w:type="dxa"/>
-              <w:right w:w="80" w:type="dxa"/>
-            </w:tcMar>
-            <w:hideMark/>
-          </w:tcPr>
-          <w:p>
-            <w:pPr>
-              <w:rPr>
-                <w:b/>
-                <w:bCs/>
-              </w:rPr>
-            </w:pPr>
-            <w:r>
-              <w:rPr>
-                <w:b/>
-                <w:bCs/>
-              </w:rPr>
-              <w:t>Read the same key twice in one request</w:t>
-            </w:r>
-          </w:p>
-          <w:p>
-            <w:r>
-              <w:rPr>
-                <w:b/>
-                <w:bCs/>
-              </w:rPr>
-              <w:t>Purpose:</w:t>
-            </w:r>
-            <w:r>
-              <w:t> Prove that an ordinary read schedules deletion for request completion rather than deleting the key immediately.</w:t>
-            </w:r>
-          </w:p>
-          <w:p/>
-        </w:tc>
-        <w:tc>
-          <w:tcPr>
-            <w:tcW w:w="1910" w:type="dxa"/>
-            <w:tcBorders>
-              <w:top w:val="single" w:sz="8" w:space="0" w:color="A3A3A3"/>
-              <w:left w:val="single" w:sz="8" w:space="0" w:color="A3A3A3"/>
-              <w:bottom w:val="single" w:sz="8" w:space="0" w:color="A3A3A3"/>
-              <w:right w:val="single" w:sz="8" w:space="0" w:color="A3A3A3"/>
-            </w:tcBorders>
-          </w:tcPr>
-          <w:p>
-            <w:r>
-              <w:rPr>
-                <w:b/>
-              </w:rPr>
-              <w:t>PASS</w:t>
-            </w:r>
-            <w:r>
-              <w:t xml:space="preserve"> - One initial document GET /read returned the same stored value from both Get calls with markers true. One </w:t>
-            </w:r>
-            <w:proofErr w:type="gramStart"/>
-            <w:r>
-              <w:t>reload</w:t>
-            </w:r>
-            <w:proofErr w:type="gramEnd"/>
-            <w:r>
-              <w:t xml:space="preserve"> created a new GET /read where both outputs were empty with markers false.</w:t>
-            </w:r>
-          </w:p>
-        </w:tc>
-        <w:tc>
-          <w:tcPr>
-            <w:tcW w:w="2337" w:type="dxa"/>
-            <w:tcBorders>
-              <w:top w:val="single" w:sz="8" w:space="0" w:color="A3A3A3"/>
-              <w:left w:val="single" w:sz="8" w:space="0" w:color="A3A3A3"/>
-              <w:bottom w:val="single" w:sz="8" w:space="0" w:color="A3A3A3"/>
-              <w:right w:val="single" w:sz="8" w:space="0" w:color="A3A3A3"/>
-            </w:tcBorders>
-            <w:tcMar>
-              <w:top w:w="80" w:type="dxa"/>
-              <w:left w:w="80" w:type="dxa"/>
-              <w:bottom w:w="80" w:type="dxa"/>
-              <w:right w:w="80" w:type="dxa"/>
-            </w:tcMar>
-            <w:hideMark/>
-          </w:tcPr>
-          <w:p>
-            <w:r>
-              <w:t xml:space="preserve">Both </w:t>
-            </w:r>
-            <w:proofErr w:type="gramStart"/>
-            <w:r>
-              <w:t>reads</w:t>
-            </w:r>
-            <w:proofErr w:type="gramEnd"/>
-            <w:r>
-              <w:t xml:space="preserve"> in the first request return the same fresh value. Both are empty on the next request.</w:t>
-            </w:r>
-          </w:p>
-        </w:tc>
-      </w:tr>
-      <w:tr>
-        <w:tc>
-          <w:tcPr>
-            <w:tcW w:w="1112" w:type="dxa"/>
-            <w:tcBorders>
-              <w:top w:val="single" w:sz="8" w:space="0" w:color="A3A3A3"/>
-              <w:left w:val="single" w:sz="8" w:space="0" w:color="A3A3A3"/>
-              <w:bottom w:val="single" w:sz="8" w:space="0" w:color="A3A3A3"/>
-              <w:right w:val="single" w:sz="8" w:space="0" w:color="A3A3A3"/>
-            </w:tcBorders>
-            <w:tcMar>
-              <w:top w:w="80" w:type="dxa"/>
-              <w:left w:w="80" w:type="dxa"/>
-              <w:bottom w:w="80" w:type="dxa"/>
-              <w:right w:w="80" w:type="dxa"/>
-            </w:tcMar>
-            <w:hideMark/>
-          </w:tcPr>
-          <w:p>
-            <w:r>
-              <w:t>TC-09</w:t>
-            </w:r>
-          </w:p>
-        </w:tc>
-        <w:tc>
-          <w:tcPr>
-            <w:tcW w:w="3981" w:type="dxa"/>
-            <w:tcBorders>
-              <w:top w:val="single" w:sz="8" w:space="0" w:color="A3A3A3"/>
-              <w:left w:val="single" w:sz="8" w:space="0" w:color="A3A3A3"/>
-              <w:bottom w:val="single" w:sz="8" w:space="0" w:color="A3A3A3"/>
-              <w:right w:val="single" w:sz="8" w:space="0" w:color="A3A3A3"/>
-            </w:tcBorders>
-            <w:tcMar>
-              <w:top w:w="80" w:type="dxa"/>
-              <w:left w:w="80" w:type="dxa"/>
-              <w:bottom w:w="80" w:type="dxa"/>
-              <w:right w:w="80" w:type="dxa"/>
-            </w:tcMar>
-            <w:hideMark/>
-          </w:tcPr>
-          <w:p>
-            <w:pPr>
-              <w:rPr>
-                <w:b/>
-                <w:bCs/>
-              </w:rPr>
-            </w:pPr>
-            <w:r>
-              <w:rPr>
-                <w:b/>
-                <w:bCs/>
-              </w:rPr>
-              <w:t>Bound property cleared</w:t>
-            </w:r>
-          </w:p>
-          <w:p>
-            <w:r>
-              <w:rPr>
-                <w:b/>
-                <w:bCs/>
-              </w:rPr>
-              <w:t>Purpose:</w:t>
-            </w:r>
-            <w:r>
-              <w:t> Prove the one-time </w:t>
-            </w:r>
-            <w:proofErr w:type="spellStart"/>
-            <w:r>
-              <w:t>SupplyParameterFromTempData</w:t>
-            </w:r>
-            <w:proofErr w:type="spellEnd"/>
-            <w:r>
-              <w:t> pattern and satisfy.</w:t>
-            </w:r>
-          </w:p>
-          <w:p>
-            <w:r>
-              <w:t>The bound-property reader that explicitly clears its property produces the same one-time display as the ordinary consuming reader.</w:t>
-            </w:r>
-          </w:p>
-          <w:p/>
-          <w:p/>
-        </w:tc>
-        <w:tc>
-          <w:tcPr>
-            <w:tcW w:w="1910" w:type="dxa"/>
-            <w:tcBorders>
-              <w:top w:val="single" w:sz="8" w:space="0" w:color="A3A3A3"/>
-              <w:left w:val="single" w:sz="8" w:space="0" w:color="A3A3A3"/>
-              <w:bottom w:val="single" w:sz="8" w:space="0" w:color="A3A3A3"/>
-              <w:right w:val="single" w:sz="8" w:space="0" w:color="A3A3A3"/>
-            </w:tcBorders>
-          </w:tcPr>
-          <w:p>
-            <w:r>
-              <w:rPr>
-                <w:b/>
-              </w:rPr>
-              <w:t>PASS</w:t>
-            </w:r>
-            <w:r>
-              <w:t xml:space="preserve"> - The first bound-reader request displayed the stored value with marker true and Property after copy = null. Reload displayed no message with marker false; the property remained null.</w:t>
-            </w:r>
-          </w:p>
-        </w:tc>
-        <w:tc>
-          <w:tcPr>
-            <w:tcW w:w="2337" w:type="dxa"/>
-            <w:tcBorders>
-              <w:top w:val="single" w:sz="8" w:space="0" w:color="A3A3A3"/>
-              <w:left w:val="single" w:sz="8" w:space="0" w:color="A3A3A3"/>
-              <w:bottom w:val="single" w:sz="8" w:space="0" w:color="A3A3A3"/>
-              <w:right w:val="single" w:sz="8" w:space="0" w:color="A3A3A3"/>
-            </w:tcBorders>
-            <w:tcMar>
-              <w:top w:w="80" w:type="dxa"/>
-              <w:left w:w="80" w:type="dxa"/>
-              <w:bottom w:w="80" w:type="dxa"/>
-              <w:right w:w="80" w:type="dxa"/>
-            </w:tcMar>
-            <w:hideMark/>
-          </w:tcPr>
-          <w:p>
-            <w:r>
-              <w:t xml:space="preserve">First request displays </w:t>
-            </w:r>
-            <w:proofErr w:type="gramStart"/>
-            <w:r>
-              <w:t>the fresh</w:t>
-            </w:r>
-            <w:proofErr w:type="gramEnd"/>
-            <w:r>
-              <w:t xml:space="preserve"> value from the separate field and reports the bound property as null. Reload displays no message.</w:t>
-            </w:r>
-          </w:p>
-        </w:tc>
-      </w:tr>
-      <w:tr>
-        <w:tc>
-          <w:tcPr>
-            <w:tcW w:w="1112" w:type="dxa"/>
-            <w:tcBorders>
-              <w:top w:val="single" w:sz="8" w:space="0" w:color="A3A3A3"/>
-              <w:left w:val="single" w:sz="8" w:space="0" w:color="A3A3A3"/>
-              <w:bottom w:val="single" w:sz="8" w:space="0" w:color="A3A3A3"/>
-              <w:right w:val="single" w:sz="8" w:space="0" w:color="A3A3A3"/>
-            </w:tcBorders>
-            <w:tcMar>
-              <w:top w:w="80" w:type="dxa"/>
-              <w:left w:w="80" w:type="dxa"/>
-              <w:bottom w:w="80" w:type="dxa"/>
-              <w:right w:w="80" w:type="dxa"/>
-            </w:tcMar>
-            <w:hideMark/>
-          </w:tcPr>
-          <w:p>
-            <w:r>
-              <w:t>TC-10</w:t>
-            </w:r>
-          </w:p>
-        </w:tc>
-        <w:tc>
-          <w:tcPr>
-            <w:tcW w:w="3981" w:type="dxa"/>
-            <w:tcBorders>
-              <w:top w:val="single" w:sz="8" w:space="0" w:color="A3A3A3"/>
-              <w:left w:val="single" w:sz="8" w:space="0" w:color="A3A3A3"/>
-              <w:bottom w:val="single" w:sz="8" w:space="0" w:color="A3A3A3"/>
-              <w:right w:val="single" w:sz="8" w:space="0" w:color="A3A3A3"/>
-            </w:tcBorders>
-            <w:tcMar>
-              <w:top w:w="80" w:type="dxa"/>
-              <w:left w:w="80" w:type="dxa"/>
-              <w:bottom w:w="80" w:type="dxa"/>
-              <w:right w:w="80" w:type="dxa"/>
-            </w:tcMar>
-            <w:hideMark/>
-          </w:tcPr>
-          <w:p>
-            <w:pPr>
-              <w:rPr>
-                <w:b/>
-                <w:bCs/>
-              </w:rPr>
-            </w:pPr>
-            <w:r>
-              <w:rPr>
-                <w:b/>
-                <w:bCs/>
-              </w:rPr>
-              <w:t xml:space="preserve">Cascading and bound-reader </w:t>
-            </w:r>
-            <w:proofErr w:type="gramStart"/>
-            <w:r>
-              <w:rPr>
-                <w:b/>
-                <w:bCs/>
-              </w:rPr>
-              <w:t>parity</w:t>
-            </w:r>
-            <w:proofErr w:type="gramEnd"/>
-          </w:p>
-          <w:p>
-            <w:r>
-              <w:rPr>
-                <w:b/>
-                <w:bCs/>
-              </w:rPr>
-              <w:t>Purpose:</w:t>
-            </w:r>
-            <w:r>
-              <w:t> Compare the cascading </w:t>
-            </w:r>
-            <w:proofErr w:type="spellStart"/>
-            <w:r>
-              <w:t>ITempData</w:t>
-            </w:r>
-            <w:proofErr w:type="spellEnd"/>
-            <w:r>
-              <w:t xml:space="preserve"> reader and bound-property reader with </w:t>
-            </w:r>
-            <w:proofErr w:type="gramStart"/>
-            <w:r>
-              <w:t>exactly the same</w:t>
-            </w:r>
-            <w:proofErr w:type="gramEnd"/>
-            <w:r>
-              <w:t xml:space="preserve"> input.</w:t>
-            </w:r>
-          </w:p>
-          <w:p/>
-        </w:tc>
-        <w:tc>
-          <w:tcPr>
-            <w:tcW w:w="1910" w:type="dxa"/>
-            <w:tcBorders>
-              <w:top w:val="single" w:sz="8" w:space="0" w:color="A3A3A3"/>
-              <w:left w:val="single" w:sz="8" w:space="0" w:color="A3A3A3"/>
-              <w:bottom w:val="single" w:sz="8" w:space="0" w:color="A3A3A3"/>
-              <w:right w:val="single" w:sz="8" w:space="0" w:color="A3A3A3"/>
-            </w:tcBorders>
-          </w:tcPr>
-          <w:p>
-            <w:r>
-              <w:rPr>
-                <w:b/>
-              </w:rPr>
-              <w:t>PASS</w:t>
-            </w:r>
-            <w:r>
-              <w:t xml:space="preserve"> - The cascading and bound-property readers both displayed the identical value message001 once. Both readers were empty after their </w:t>
-            </w:r>
-            <w:r>
-              <w:lastRenderedPageBreak/>
-              <w:t>respective reloads.</w:t>
+              <w:t>once. Both readers were empty after their respective reloads.</w:t>
             </w:r>
           </w:p>
         </w:tc>
@@ -2073,6 +2095,22 @@
       </w:tr>
     </w:tbl>
     <w:p/>
+    <w:p>
+      <w:pPr>
+        <w:rPr>
+          <w:b/>
+          <w:bCs/>
+        </w:rPr>
+      </w:pPr>
+    </w:p>
+    <w:p>
+      <w:pPr>
+        <w:rPr>
+          <w:b/>
+          <w:bCs/>
+        </w:rPr>
+      </w:pPr>
+    </w:p>
     <w:p>
       <w:pPr>
         <w:rPr>
@@ -2085,6 +2123,7 @@
           <w:b/>
           <w:bCs/>
         </w:rPr>
+        <w:lastRenderedPageBreak/>
         <w:t>Coverage map</w:t>
       </w:r>
     </w:p>
@@ -2233,7 +2272,6 @@
           </w:tcPr>
           <w:p>
             <w:r>
-              <w:lastRenderedPageBreak/>
               <w:t>Navigate away and come back</w:t>
             </w:r>
           </w:p>
@@ -2914,6 +2952,7 @@
           </w:tcPr>
           <w:p>
             <w:r>
+              <w:lastRenderedPageBreak/>
               <w:t>Must Hold 5</w:t>
             </w:r>
           </w:p>
@@ -2944,9 +2983,397 @@
       </w:tr>
     </w:tbl>
     <w:p>
+      <w:pPr>
+        <w:rPr>
+          <w:b/>
+          <w:bCs/>
+        </w:rPr>
+      </w:pPr>
       <w:r>
         <w:br/>
       </w:r>
+      <w:r>
+        <w:rPr>
+          <w:b/>
+          <w:bCs/>
+        </w:rPr>
+        <w:t>Documentation Assessment:</w:t>
+      </w:r>
+    </w:p>
+    <w:tbl>
+      <w:tblPr>
+        <w:tblW w:w="0" w:type="auto"/>
+        <w:tblCellSpacing w:w="15" w:type="dxa"/>
+        <w:tblBorders>
+          <w:top w:val="single" w:sz="4" w:space="0" w:color="auto"/>
+          <w:left w:val="single" w:sz="4" w:space="0" w:color="auto"/>
+          <w:bottom w:val="single" w:sz="4" w:space="0" w:color="auto"/>
+          <w:right w:val="single" w:sz="4" w:space="0" w:color="auto"/>
+          <w:insideH w:val="single" w:sz="4" w:space="0" w:color="auto"/>
+          <w:insideV w:val="single" w:sz="4" w:space="0" w:color="auto"/>
+        </w:tblBorders>
+        <w:tblCellMar>
+          <w:top w:w="15" w:type="dxa"/>
+          <w:left w:w="15" w:type="dxa"/>
+          <w:bottom w:w="15" w:type="dxa"/>
+          <w:right w:w="15" w:type="dxa"/>
+        </w:tblCellMar>
+        <w:tblLook w:val="04A0" w:firstRow="1" w:lastRow="0" w:firstColumn="1" w:lastColumn="0" w:noHBand="0" w:noVBand="1"/>
+      </w:tblPr>
+      <w:tblGrid>
+        <w:gridCol w:w="4565"/>
+        <w:gridCol w:w="1700"/>
+        <w:gridCol w:w="3085"/>
+      </w:tblGrid>
+      <w:tr>
+        <w:trPr>
+          <w:tblHeader/>
+          <w:tblCellSpacing w:w="15" w:type="dxa"/>
+        </w:trPr>
+        <w:tc>
+          <w:tcPr>
+            <w:tcW w:w="0" w:type="auto"/>
+            <w:tcMar>
+              <w:top w:w="60" w:type="dxa"/>
+              <w:left w:w="90" w:type="dxa"/>
+              <w:bottom w:w="60" w:type="dxa"/>
+              <w:right w:w="90" w:type="dxa"/>
+            </w:tcMar>
+            <w:vAlign w:val="center"/>
+            <w:hideMark/>
+          </w:tcPr>
+          <w:p>
+            <w:pPr>
+              <w:rPr>
+                <w:b/>
+                <w:bCs/>
+              </w:rPr>
+            </w:pPr>
+            <w:r>
+              <w:rPr>
+                <w:b/>
+                <w:bCs/>
+              </w:rPr>
+              <w:t>Area</w:t>
+            </w:r>
+          </w:p>
+        </w:tc>
+        <w:tc>
+          <w:tcPr>
+            <w:tcW w:w="0" w:type="auto"/>
+            <w:tcMar>
+              <w:top w:w="60" w:type="dxa"/>
+              <w:left w:w="90" w:type="dxa"/>
+              <w:bottom w:w="60" w:type="dxa"/>
+              <w:right w:w="90" w:type="dxa"/>
+            </w:tcMar>
+            <w:vAlign w:val="center"/>
+            <w:hideMark/>
+          </w:tcPr>
+          <w:p>
+            <w:pPr>
+              <w:rPr>
+                <w:b/>
+                <w:bCs/>
+              </w:rPr>
+            </w:pPr>
+            <w:r>
+              <w:rPr>
+                <w:b/>
+                <w:bCs/>
+              </w:rPr>
+              <w:t>Assessment</w:t>
+            </w:r>
+          </w:p>
+        </w:tc>
+        <w:tc>
+          <w:tcPr>
+            <w:tcW w:w="0" w:type="auto"/>
+            <w:tcMar>
+              <w:top w:w="60" w:type="dxa"/>
+              <w:left w:w="90" w:type="dxa"/>
+              <w:bottom w:w="60" w:type="dxa"/>
+              <w:right w:w="90" w:type="dxa"/>
+            </w:tcMar>
+            <w:vAlign w:val="center"/>
+            <w:hideMark/>
+          </w:tcPr>
+          <w:p>
+            <w:pPr>
+              <w:rPr>
+                <w:b/>
+                <w:bCs/>
+              </w:rPr>
+            </w:pPr>
+            <w:r>
+              <w:rPr>
+                <w:b/>
+                <w:bCs/>
+              </w:rPr>
+              <w:t>Finding</w:t>
+            </w:r>
+          </w:p>
+        </w:tc>
+      </w:tr>
+      <w:tr>
+        <w:trPr>
+          <w:tblCellSpacing w:w="15" w:type="dxa"/>
+        </w:trPr>
+        <w:tc>
+          <w:tcPr>
+            <w:tcW w:w="0" w:type="auto"/>
+            <w:tcMar>
+              <w:top w:w="60" w:type="dxa"/>
+              <w:left w:w="90" w:type="dxa"/>
+              <w:bottom w:w="60" w:type="dxa"/>
+              <w:right w:w="90" w:type="dxa"/>
+            </w:tcMar>
+            <w:vAlign w:val="center"/>
+            <w:hideMark/>
+          </w:tcPr>
+          <w:p>
+            <w:r>
+              <w:t>Get versus Peek</w:t>
+            </w:r>
+          </w:p>
+        </w:tc>
+        <w:tc>
+          <w:tcPr>
+            <w:tcW w:w="0" w:type="auto"/>
+            <w:tcMar>
+              <w:top w:w="60" w:type="dxa"/>
+              <w:left w:w="90" w:type="dxa"/>
+              <w:bottom w:w="60" w:type="dxa"/>
+              <w:right w:w="90" w:type="dxa"/>
+            </w:tcMar>
+            <w:vAlign w:val="center"/>
+            <w:hideMark/>
+          </w:tcPr>
+          <w:p>
+            <w:r>
+              <w:t>Clearly documented</w:t>
+            </w:r>
+          </w:p>
+        </w:tc>
+        <w:tc>
+          <w:tcPr>
+            <w:tcW w:w="0" w:type="auto"/>
+            <w:tcMar>
+              <w:top w:w="60" w:type="dxa"/>
+              <w:left w:w="90" w:type="dxa"/>
+              <w:bottom w:w="60" w:type="dxa"/>
+              <w:right w:w="90" w:type="dxa"/>
+            </w:tcMar>
+            <w:vAlign w:val="center"/>
+            <w:hideMark/>
+          </w:tcPr>
+          <w:p>
+            <w:r>
+              <w:t>Get retrieves a value and schedules it for deletion. Peek retrieves it without scheduling deletion. The lifecycle difference can be understood without experimentation.</w:t>
+            </w:r>
+          </w:p>
+        </w:tc>
+      </w:tr>
+      <w:tr>
+        <w:trPr>
+          <w:tblCellSpacing w:w="15" w:type="dxa"/>
+        </w:trPr>
+        <w:tc>
+          <w:tcPr>
+            <w:tcW w:w="0" w:type="auto"/>
+            <w:tcMar>
+              <w:top w:w="60" w:type="dxa"/>
+              <w:left w:w="90" w:type="dxa"/>
+              <w:bottom w:w="60" w:type="dxa"/>
+              <w:right w:w="90" w:type="dxa"/>
+            </w:tcMar>
+            <w:vAlign w:val="center"/>
+            <w:hideMark/>
+          </w:tcPr>
+          <w:p>
+            <w:r>
+              <w:t>Keep versus Peek</w:t>
+            </w:r>
+          </w:p>
+        </w:tc>
+        <w:tc>
+          <w:tcPr>
+            <w:tcW w:w="0" w:type="auto"/>
+            <w:tcMar>
+              <w:top w:w="60" w:type="dxa"/>
+              <w:left w:w="90" w:type="dxa"/>
+              <w:bottom w:w="60" w:type="dxa"/>
+              <w:right w:w="90" w:type="dxa"/>
+            </w:tcMar>
+            <w:vAlign w:val="center"/>
+            <w:hideMark/>
+          </w:tcPr>
+          <w:p>
+            <w:r>
+              <w:t>Documented, with limited guidance</w:t>
+            </w:r>
+          </w:p>
+        </w:tc>
+        <w:tc>
+          <w:tcPr>
+            <w:tcW w:w="0" w:type="auto"/>
+            <w:tcMar>
+              <w:top w:w="60" w:type="dxa"/>
+              <w:left w:w="90" w:type="dxa"/>
+              <w:bottom w:w="60" w:type="dxa"/>
+              <w:right w:w="90" w:type="dxa"/>
+            </w:tcMar>
+            <w:vAlign w:val="center"/>
+            <w:hideMark/>
+          </w:tcPr>
+          <w:p>
+            <w:r>
+              <w:t>The documentation defines both operations and provides examples. Peek reads without marking the value for deletion, while </w:t>
+            </w:r>
+            <w:proofErr w:type="gramStart"/>
+            <w:r>
+              <w:t>Keep</w:t>
+            </w:r>
+            <w:proofErr w:type="gramEnd"/>
+            <w:r>
+              <w:t> retains a value that has already been read. However, guidance about choosing between them is brief.</w:t>
+            </w:r>
+          </w:p>
+        </w:tc>
+      </w:tr>
+      <w:tr>
+        <w:trPr>
+          <w:tblCellSpacing w:w="15" w:type="dxa"/>
+        </w:trPr>
+        <w:tc>
+          <w:tcPr>
+            <w:tcW w:w="0" w:type="auto"/>
+            <w:tcMar>
+              <w:top w:w="60" w:type="dxa"/>
+              <w:left w:w="90" w:type="dxa"/>
+              <w:bottom w:w="60" w:type="dxa"/>
+              <w:right w:w="90" w:type="dxa"/>
+            </w:tcMar>
+            <w:vAlign w:val="center"/>
+            <w:hideMark/>
+          </w:tcPr>
+          <w:p>
+            <w:r>
+              <w:t>[</w:t>
+            </w:r>
+            <w:proofErr w:type="spellStart"/>
+            <w:r>
+              <w:t>SupplyParameterFromTempData</w:t>
+            </w:r>
+            <w:proofErr w:type="spellEnd"/>
+            <w:r>
+              <w:t>] binding</w:t>
+            </w:r>
+          </w:p>
+        </w:tc>
+        <w:tc>
+          <w:tcPr>
+            <w:tcW w:w="0" w:type="auto"/>
+            <w:tcMar>
+              <w:top w:w="60" w:type="dxa"/>
+              <w:left w:w="90" w:type="dxa"/>
+              <w:bottom w:w="60" w:type="dxa"/>
+              <w:right w:w="90" w:type="dxa"/>
+            </w:tcMar>
+            <w:vAlign w:val="center"/>
+            <w:hideMark/>
+          </w:tcPr>
+          <w:p>
+            <w:r>
+              <w:t>Partially documented</w:t>
+            </w:r>
+          </w:p>
+        </w:tc>
+        <w:tc>
+          <w:tcPr>
+            <w:tcW w:w="0" w:type="auto"/>
+            <w:tcMar>
+              <w:top w:w="60" w:type="dxa"/>
+              <w:left w:w="90" w:type="dxa"/>
+              <w:bottom w:w="60" w:type="dxa"/>
+              <w:right w:w="90" w:type="dxa"/>
+            </w:tcMar>
+            <w:vAlign w:val="center"/>
+            <w:hideMark/>
+          </w:tcPr>
+          <w:p>
+            <w:r>
+              <w:t>The attribute and its optional key name are documented, including a basic read/write example.</w:t>
+            </w:r>
+          </w:p>
+        </w:tc>
+      </w:tr>
+      <w:tr>
+        <w:trPr>
+          <w:tblCellSpacing w:w="15" w:type="dxa"/>
+        </w:trPr>
+        <w:tc>
+          <w:tcPr>
+            <w:tcW w:w="0" w:type="auto"/>
+            <w:tcMar>
+              <w:top w:w="60" w:type="dxa"/>
+              <w:left w:w="90" w:type="dxa"/>
+              <w:bottom w:w="60" w:type="dxa"/>
+              <w:right w:w="90" w:type="dxa"/>
+            </w:tcMar>
+            <w:vAlign w:val="center"/>
+            <w:hideMark/>
+          </w:tcPr>
+          <w:p>
+            <w:r>
+              <w:t>Bound-property writeback</w:t>
+            </w:r>
+          </w:p>
+        </w:tc>
+        <w:tc>
+          <w:tcPr>
+            <w:tcW w:w="0" w:type="auto"/>
+            <w:tcMar>
+              <w:top w:w="60" w:type="dxa"/>
+              <w:left w:w="90" w:type="dxa"/>
+              <w:bottom w:w="60" w:type="dxa"/>
+              <w:right w:w="90" w:type="dxa"/>
+            </w:tcMar>
+            <w:vAlign w:val="center"/>
+            <w:hideMark/>
+          </w:tcPr>
+          <w:p>
+            <w:r>
+              <w:t>Not clearly documented</w:t>
+            </w:r>
+          </w:p>
+        </w:tc>
+        <w:tc>
+          <w:tcPr>
+            <w:tcW w:w="0" w:type="auto"/>
+            <w:tcMar>
+              <w:top w:w="60" w:type="dxa"/>
+              <w:left w:w="90" w:type="dxa"/>
+              <w:bottom w:w="60" w:type="dxa"/>
+              <w:right w:w="90" w:type="dxa"/>
+            </w:tcMar>
+            <w:vAlign w:val="center"/>
+            <w:hideMark/>
+          </w:tcPr>
+          <w:p>
+            <w:r>
+              <w:t xml:space="preserve">The documentation does not clearly explain request-end writeback or what happens when the </w:t>
+            </w:r>
+            <w:r>
+              <w:lastRenderedPageBreak/>
+              <w:t>supplied property is left unchanged, changed, or explicitly cleared. TC-09 through TC-11 were required to determine this behavior experimentally.</w:t>
+            </w:r>
+          </w:p>
+        </w:tc>
+      </w:tr>
+    </w:tbl>
+    <w:p/>
+    <w:p>
       <w:r>
         <w:t xml:space="preserve">Unidentified browser-injected script error; no observed application impact. All relevant document requests returned the expected HTTP status and </w:t>
       </w:r>

--- a/evidence/TestReport.docx
+++ b/evidence/TestReport.docx
@@ -1779,10 +1779,22 @@
               <w:t>PASS</w:t>
             </w:r>
             <w:r>
-              <w:t xml:space="preserve"> - The cascading and bound-property readers both displayed the identical value message001 </w:t>
+              <w:t xml:space="preserve"> - The cascading and bound-property readers both displayed the identical value </w:t>
+            </w:r>
+            <w:r>
+              <w:t>TC10-SAME-</w:t>
             </w:r>
             <w:r>
               <w:lastRenderedPageBreak/>
+              <w:t>202609</w:t>
+            </w:r>
+            <w:r>
+              <w:t>15</w:t>
+            </w:r>
+            <w:r>
+              <w:t>-001</w:t>
+            </w:r>
+            <w:r>
               <w:t>once. Both readers were empty after their respective reloads.</w:t>
             </w:r>
           </w:p>
@@ -2057,7 +2069,7 @@
               <w:t>PASS</w:t>
             </w:r>
             <w:r>
-              <w:t xml:space="preserve"> - POST /same-request returned 200 OK without redirecting. Both reads returned same-request-001 with markers true; the following GET /read returned both outputs empty with markers false.</w:t>
+              <w:t xml:space="preserve"> - POST /same-request returned 200 OK without redirecting. Both reads returned true; the following GET /read returned both outputs empty with markers false.</w:t>
             </w:r>
           </w:p>
         </w:tc>

--- a/evidence/TestReport.docx
+++ b/evidence/TestReport.docx
@@ -216,10 +216,16 @@
         </w:numPr>
       </w:pPr>
       <w:r>
-        <w:t xml:space="preserve">Head Commit- </w:t>
+        <w:t>Commit</w:t>
       </w:r>
       <w:r>
-        <w:t>c157c4c7222b443b3c8185bdddbf37bb7b12c62a</w:t>
+        <w:t xml:space="preserve"> Hash</w:t>
+      </w:r>
+      <w:r>
+        <w:t xml:space="preserve">- </w:t>
+      </w:r>
+      <w:r>
+        <w:t>c162b64a6ab20e4ceb4e7013f70ddc90b2bfe06c</w:t>
       </w:r>
     </w:p>
     <w:p>
@@ -261,7 +267,26 @@
           <w:rPr>
             <w:rStyle w:val="Hyperlink"/>
           </w:rPr>
-          <w:t>https://github.com/MohamedHasan3644/tempdata-validation/tree/main/evidence/build</w:t>
+          <w:t>https://github.com/MohamedHasan3644/tempdata-validation/blob/main/evidence/build/build.txt</w:t>
+        </w:r>
+      </w:hyperlink>
+    </w:p>
+    <w:p>
+      <w:pPr>
+        <w:numPr>
+          <w:ilvl w:val="0"/>
+          <w:numId w:val="2"/>
+        </w:numPr>
+      </w:pPr>
+      <w:r>
+        <w:t xml:space="preserve">dotnet info- </w:t>
+      </w:r>
+      <w:hyperlink r:id="rId9" w:history="1">
+        <w:r>
+          <w:rPr>
+            <w:rStyle w:val="Hyperlink"/>
+          </w:rPr>
+          <w:t>https://github.com/MohamedHasan3644/tempdata-validation/blob/main/evidence/build/dotnet-info.txt</w:t>
         </w:r>
       </w:hyperlink>
     </w:p>
@@ -294,9 +319,9 @@
       </w:tblPr>
       <w:tblGrid>
         <w:gridCol w:w="1112"/>
-        <w:gridCol w:w="3981"/>
-        <w:gridCol w:w="1910"/>
-        <w:gridCol w:w="2337"/>
+        <w:gridCol w:w="2706"/>
+        <w:gridCol w:w="2693"/>
+        <w:gridCol w:w="2829"/>
       </w:tblGrid>
       <w:tr>
         <w:tc>
@@ -328,7 +353,7 @@
         </w:tc>
         <w:tc>
           <w:tcPr>
-            <w:tcW w:w="3981" w:type="dxa"/>
+            <w:tcW w:w="2706" w:type="dxa"/>
             <w:tcBorders>
               <w:top w:val="single" w:sz="8" w:space="0" w:color="A3A3A3"/>
               <w:left w:val="single" w:sz="8" w:space="0" w:color="A3A3A3"/>
@@ -355,7 +380,7 @@
         </w:tc>
         <w:tc>
           <w:tcPr>
-            <w:tcW w:w="1910" w:type="dxa"/>
+            <w:tcW w:w="2693" w:type="dxa"/>
             <w:tcBorders>
               <w:top w:val="single" w:sz="8" w:space="0" w:color="A3A3A3"/>
               <w:left w:val="single" w:sz="8" w:space="0" w:color="A3A3A3"/>
@@ -381,7 +406,7 @@
         </w:tc>
         <w:tc>
           <w:tcPr>
-            <w:tcW w:w="2337" w:type="dxa"/>
+            <w:tcW w:w="2829" w:type="dxa"/>
             <w:tcBorders>
               <w:top w:val="single" w:sz="8" w:space="0" w:color="A3A3A3"/>
               <w:left w:val="single" w:sz="8" w:space="0" w:color="A3A3A3"/>
@@ -433,7 +458,7 @@
         </w:tc>
         <w:tc>
           <w:tcPr>
-            <w:tcW w:w="3981" w:type="dxa"/>
+            <w:tcW w:w="2706" w:type="dxa"/>
             <w:tcBorders>
               <w:top w:val="single" w:sz="8" w:space="0" w:color="A3A3A3"/>
               <w:left w:val="single" w:sz="8" w:space="0" w:color="A3A3A3"/>
@@ -488,7 +513,7 @@
         </w:tc>
         <w:tc>
           <w:tcPr>
-            <w:tcW w:w="1910" w:type="dxa"/>
+            <w:tcW w:w="2693" w:type="dxa"/>
             <w:tcBorders>
               <w:top w:val="single" w:sz="8" w:space="0" w:color="A3A3A3"/>
               <w:left w:val="single" w:sz="8" w:space="0" w:color="A3A3A3"/>
@@ -510,7 +535,7 @@
         </w:tc>
         <w:tc>
           <w:tcPr>
-            <w:tcW w:w="2337" w:type="dxa"/>
+            <w:tcW w:w="2829" w:type="dxa"/>
             <w:tcBorders>
               <w:top w:val="single" w:sz="8" w:space="0" w:color="A3A3A3"/>
               <w:left w:val="single" w:sz="8" w:space="0" w:color="A3A3A3"/>
@@ -567,7 +592,7 @@
         </w:tc>
         <w:tc>
           <w:tcPr>
-            <w:tcW w:w="3981" w:type="dxa"/>
+            <w:tcW w:w="2706" w:type="dxa"/>
             <w:tcBorders>
               <w:top w:val="single" w:sz="8" w:space="0" w:color="A3A3A3"/>
               <w:left w:val="single" w:sz="8" w:space="0" w:color="A3A3A3"/>
@@ -641,7 +666,7 @@
         </w:tc>
         <w:tc>
           <w:tcPr>
-            <w:tcW w:w="1910" w:type="dxa"/>
+            <w:tcW w:w="2693" w:type="dxa"/>
             <w:tcBorders>
               <w:top w:val="single" w:sz="8" w:space="0" w:color="A3A3A3"/>
               <w:left w:val="single" w:sz="8" w:space="0" w:color="A3A3A3"/>
@@ -663,7 +688,7 @@
         </w:tc>
         <w:tc>
           <w:tcPr>
-            <w:tcW w:w="2337" w:type="dxa"/>
+            <w:tcW w:w="2829" w:type="dxa"/>
             <w:tcBorders>
               <w:top w:val="single" w:sz="8" w:space="0" w:color="A3A3A3"/>
               <w:left w:val="single" w:sz="8" w:space="0" w:color="A3A3A3"/>
@@ -719,7 +744,7 @@
         </w:tc>
         <w:tc>
           <w:tcPr>
-            <w:tcW w:w="3981" w:type="dxa"/>
+            <w:tcW w:w="2706" w:type="dxa"/>
             <w:tcBorders>
               <w:top w:val="single" w:sz="8" w:space="0" w:color="A3A3A3"/>
               <w:left w:val="single" w:sz="8" w:space="0" w:color="A3A3A3"/>
@@ -765,7 +790,7 @@
         </w:tc>
         <w:tc>
           <w:tcPr>
-            <w:tcW w:w="1910" w:type="dxa"/>
+            <w:tcW w:w="2693" w:type="dxa"/>
             <w:tcBorders>
               <w:top w:val="single" w:sz="8" w:space="0" w:color="A3A3A3"/>
               <w:left w:val="single" w:sz="8" w:space="0" w:color="A3A3A3"/>
@@ -787,7 +812,7 @@
         </w:tc>
         <w:tc>
           <w:tcPr>
-            <w:tcW w:w="2337" w:type="dxa"/>
+            <w:tcW w:w="2829" w:type="dxa"/>
             <w:tcBorders>
               <w:top w:val="single" w:sz="8" w:space="0" w:color="A3A3A3"/>
               <w:left w:val="single" w:sz="8" w:space="0" w:color="A3A3A3"/>
@@ -843,7 +868,7 @@
         </w:tc>
         <w:tc>
           <w:tcPr>
-            <w:tcW w:w="3981" w:type="dxa"/>
+            <w:tcW w:w="2706" w:type="dxa"/>
             <w:tcBorders>
               <w:top w:val="single" w:sz="8" w:space="0" w:color="A3A3A3"/>
               <w:left w:val="single" w:sz="8" w:space="0" w:color="A3A3A3"/>
@@ -902,6 +927,7 @@
             </w:r>
             <w:proofErr w:type="spellStart"/>
             <w:r>
+              <w:lastRenderedPageBreak/>
               <w:t>TempData</w:t>
             </w:r>
             <w:proofErr w:type="spellEnd"/>
@@ -914,7 +940,7 @@
         </w:tc>
         <w:tc>
           <w:tcPr>
-            <w:tcW w:w="1910" w:type="dxa"/>
+            <w:tcW w:w="2693" w:type="dxa"/>
             <w:tcBorders>
               <w:top w:val="single" w:sz="8" w:space="0" w:color="A3A3A3"/>
               <w:left w:val="single" w:sz="8" w:space="0" w:color="A3A3A3"/>
@@ -939,34 +965,29 @@
             </w:r>
             <w:proofErr w:type="spellEnd"/>
             <w:r>
-              <w:t xml:space="preserve"> operation. The following /read showed the stored value in both reads with markers true; </w:t>
-            </w:r>
-            <w:r>
-              <w:lastRenderedPageBreak/>
-              <w:t>refresh showed both empty with markers false.</w:t>
-            </w:r>
-          </w:p>
-        </w:tc>
-        <w:tc>
-          <w:tcPr>
-            <w:tcW w:w="2337" w:type="dxa"/>
-            <w:tcBorders>
-              <w:top w:val="single" w:sz="8" w:space="0" w:color="A3A3A3"/>
-              <w:left w:val="single" w:sz="8" w:space="0" w:color="A3A3A3"/>
-              <w:bottom w:val="single" w:sz="8" w:space="0" w:color="A3A3A3"/>
-              <w:right w:val="single" w:sz="8" w:space="0" w:color="A3A3A3"/>
-            </w:tcBorders>
-            <w:tcMar>
-              <w:top w:w="80" w:type="dxa"/>
-              <w:left w:w="80" w:type="dxa"/>
-              <w:bottom w:w="80" w:type="dxa"/>
-              <w:right w:w="80" w:type="dxa"/>
-            </w:tcMar>
-            <w:hideMark/>
-          </w:tcPr>
-          <w:p>
-            <w:r>
-              <w:lastRenderedPageBreak/>
+              <w:t xml:space="preserve"> operation. The following /read showed the stored value in both reads with markers true; refresh showed both empty with markers false.</w:t>
+            </w:r>
+          </w:p>
+        </w:tc>
+        <w:tc>
+          <w:tcPr>
+            <w:tcW w:w="2829" w:type="dxa"/>
+            <w:tcBorders>
+              <w:top w:val="single" w:sz="8" w:space="0" w:color="A3A3A3"/>
+              <w:left w:val="single" w:sz="8" w:space="0" w:color="A3A3A3"/>
+              <w:bottom w:val="single" w:sz="8" w:space="0" w:color="A3A3A3"/>
+              <w:right w:val="single" w:sz="8" w:space="0" w:color="A3A3A3"/>
+            </w:tcBorders>
+            <w:tcMar>
+              <w:top w:w="80" w:type="dxa"/>
+              <w:left w:w="80" w:type="dxa"/>
+              <w:bottom w:w="80" w:type="dxa"/>
+              <w:right w:w="80" w:type="dxa"/>
+            </w:tcMar>
+            <w:hideMark/>
+          </w:tcPr>
+          <w:p>
+            <w:r>
               <w:t>/</w:t>
             </w:r>
             <w:proofErr w:type="gramStart"/>
@@ -1022,7 +1043,7 @@
         </w:tc>
         <w:tc>
           <w:tcPr>
-            <w:tcW w:w="3981" w:type="dxa"/>
+            <w:tcW w:w="2706" w:type="dxa"/>
             <w:tcBorders>
               <w:top w:val="single" w:sz="8" w:space="0" w:color="A3A3A3"/>
               <w:left w:val="single" w:sz="8" w:space="0" w:color="A3A3A3"/>
@@ -1074,7 +1095,7 @@
         </w:tc>
         <w:tc>
           <w:tcPr>
-            <w:tcW w:w="1910" w:type="dxa"/>
+            <w:tcW w:w="2693" w:type="dxa"/>
             <w:tcBorders>
               <w:top w:val="single" w:sz="8" w:space="0" w:color="A3A3A3"/>
               <w:left w:val="single" w:sz="8" w:space="0" w:color="A3A3A3"/>
@@ -1096,7 +1117,7 @@
         </w:tc>
         <w:tc>
           <w:tcPr>
-            <w:tcW w:w="2337" w:type="dxa"/>
+            <w:tcW w:w="2829" w:type="dxa"/>
             <w:tcBorders>
               <w:top w:val="single" w:sz="8" w:space="0" w:color="A3A3A3"/>
               <w:left w:val="single" w:sz="8" w:space="0" w:color="A3A3A3"/>
@@ -1152,7 +1173,7 @@
         </w:tc>
         <w:tc>
           <w:tcPr>
-            <w:tcW w:w="3981" w:type="dxa"/>
+            <w:tcW w:w="2706" w:type="dxa"/>
             <w:tcBorders>
               <w:top w:val="single" w:sz="8" w:space="0" w:color="A3A3A3"/>
               <w:left w:val="single" w:sz="8" w:space="0" w:color="A3A3A3"/>
@@ -1215,7 +1236,7 @@
         </w:tc>
         <w:tc>
           <w:tcPr>
-            <w:tcW w:w="1910" w:type="dxa"/>
+            <w:tcW w:w="2693" w:type="dxa"/>
             <w:tcBorders>
               <w:top w:val="single" w:sz="8" w:space="0" w:color="A3A3A3"/>
               <w:left w:val="single" w:sz="8" w:space="0" w:color="A3A3A3"/>
@@ -1237,7 +1258,7 @@
         </w:tc>
         <w:tc>
           <w:tcPr>
-            <w:tcW w:w="2337" w:type="dxa"/>
+            <w:tcW w:w="2829" w:type="dxa"/>
             <w:tcBorders>
               <w:top w:val="single" w:sz="8" w:space="0" w:color="A3A3A3"/>
               <w:left w:val="single" w:sz="8" w:space="0" w:color="A3A3A3"/>
@@ -1285,7 +1306,7 @@
         </w:tc>
         <w:tc>
           <w:tcPr>
-            <w:tcW w:w="3981" w:type="dxa"/>
+            <w:tcW w:w="2706" w:type="dxa"/>
             <w:tcBorders>
               <w:top w:val="single" w:sz="8" w:space="0" w:color="A3A3A3"/>
               <w:left w:val="single" w:sz="8" w:space="0" w:color="A3A3A3"/>
@@ -1324,14 +1345,18 @@
               <w:t>Purpose:</w:t>
             </w:r>
             <w:r>
-              <w:t> Prove that Peek followed by Keep(key) against the same key retains the value without error.</w:t>
+              <w:t xml:space="preserve"> Prove that Peek followed </w:t>
+            </w:r>
+            <w:r>
+              <w:lastRenderedPageBreak/>
+              <w:t>by Keep(key) against the same key retains the value without error.</w:t>
             </w:r>
           </w:p>
           <w:p/>
         </w:tc>
         <w:tc>
           <w:tcPr>
-            <w:tcW w:w="1910" w:type="dxa"/>
+            <w:tcW w:w="2693" w:type="dxa"/>
             <w:tcBorders>
               <w:top w:val="single" w:sz="8" w:space="0" w:color="A3A3A3"/>
               <w:left w:val="single" w:sz="8" w:space="0" w:color="A3A3A3"/>
@@ -1344,6 +1369,7 @@
               <w:rPr>
                 <w:b/>
               </w:rPr>
+              <w:lastRenderedPageBreak/>
               <w:t>PASS</w:t>
             </w:r>
             <w:r>
@@ -1355,17 +1381,17 @@
             </w:r>
             <w:proofErr w:type="spellEnd"/>
             <w:r>
-              <w:t xml:space="preserve"> error. The next ordinary reader showed it in both reads; </w:t>
+              <w:t xml:space="preserve"> error. The next ordinary </w:t>
             </w:r>
             <w:r>
               <w:lastRenderedPageBreak/>
-              <w:t>refresh was empty.</w:t>
-            </w:r>
-          </w:p>
-        </w:tc>
-        <w:tc>
-          <w:tcPr>
-            <w:tcW w:w="2337" w:type="dxa"/>
+              <w:t>reader showed it in both reads; refresh was empty.</w:t>
+            </w:r>
+          </w:p>
+        </w:tc>
+        <w:tc>
+          <w:tcPr>
+            <w:tcW w:w="2829" w:type="dxa"/>
             <w:tcBorders>
               <w:top w:val="single" w:sz="8" w:space="0" w:color="A3A3A3"/>
               <w:left w:val="single" w:sz="8" w:space="0" w:color="A3A3A3"/>
@@ -1383,7 +1409,11 @@
           <w:p>
             <w:r>
               <w:lastRenderedPageBreak/>
-              <w:t xml:space="preserve">Peek-then-keep shows the value without error. The ordinary reader sees it once; the ordinary </w:t>
+              <w:t xml:space="preserve">Peek-then-keep shows the value without error. The ordinary reader sees </w:t>
+            </w:r>
+            <w:r>
+              <w:lastRenderedPageBreak/>
+              <w:t xml:space="preserve">it once; the ordinary </w:t>
             </w:r>
             <w:proofErr w:type="gramStart"/>
             <w:r>
@@ -1422,7 +1452,7 @@
         </w:tc>
         <w:tc>
           <w:tcPr>
-            <w:tcW w:w="3981" w:type="dxa"/>
+            <w:tcW w:w="2706" w:type="dxa"/>
             <w:tcBorders>
               <w:top w:val="single" w:sz="8" w:space="0" w:color="A3A3A3"/>
               <w:left w:val="single" w:sz="8" w:space="0" w:color="A3A3A3"/>
@@ -1468,7 +1498,7 @@
         </w:tc>
         <w:tc>
           <w:tcPr>
-            <w:tcW w:w="1910" w:type="dxa"/>
+            <w:tcW w:w="2693" w:type="dxa"/>
             <w:tcBorders>
               <w:top w:val="single" w:sz="8" w:space="0" w:color="A3A3A3"/>
               <w:left w:val="single" w:sz="8" w:space="0" w:color="A3A3A3"/>
@@ -1498,7 +1528,7 @@
         </w:tc>
         <w:tc>
           <w:tcPr>
-            <w:tcW w:w="2337" w:type="dxa"/>
+            <w:tcW w:w="2829" w:type="dxa"/>
             <w:tcBorders>
               <w:top w:val="single" w:sz="8" w:space="0" w:color="A3A3A3"/>
               <w:left w:val="single" w:sz="8" w:space="0" w:color="A3A3A3"/>
@@ -1554,7 +1584,7 @@
         </w:tc>
         <w:tc>
           <w:tcPr>
-            <w:tcW w:w="3981" w:type="dxa"/>
+            <w:tcW w:w="2706" w:type="dxa"/>
             <w:tcBorders>
               <w:top w:val="single" w:sz="8" w:space="0" w:color="A3A3A3"/>
               <w:left w:val="single" w:sz="8" w:space="0" w:color="A3A3A3"/>
@@ -1614,7 +1644,7 @@
         </w:tc>
         <w:tc>
           <w:tcPr>
-            <w:tcW w:w="1910" w:type="dxa"/>
+            <w:tcW w:w="2693" w:type="dxa"/>
             <w:tcBorders>
               <w:top w:val="single" w:sz="8" w:space="0" w:color="A3A3A3"/>
               <w:left w:val="single" w:sz="8" w:space="0" w:color="A3A3A3"/>
@@ -1636,7 +1666,7 @@
         </w:tc>
         <w:tc>
           <w:tcPr>
-            <w:tcW w:w="2337" w:type="dxa"/>
+            <w:tcW w:w="2829" w:type="dxa"/>
             <w:tcBorders>
               <w:top w:val="single" w:sz="8" w:space="0" w:color="A3A3A3"/>
               <w:left w:val="single" w:sz="8" w:space="0" w:color="A3A3A3"/>
@@ -1692,7 +1722,7 @@
         </w:tc>
         <w:tc>
           <w:tcPr>
-            <w:tcW w:w="3981" w:type="dxa"/>
+            <w:tcW w:w="2706" w:type="dxa"/>
             <w:tcBorders>
               <w:top w:val="single" w:sz="8" w:space="0" w:color="A3A3A3"/>
               <w:left w:val="single" w:sz="8" w:space="0" w:color="A3A3A3"/>
@@ -1748,7 +1778,11 @@
             </w:r>
             <w:proofErr w:type="spellEnd"/>
             <w:r>
-              <w:t xml:space="preserve"> reader and bound-property reader with </w:t>
+              <w:t> reader and bound-</w:t>
+            </w:r>
+            <w:r>
+              <w:lastRenderedPageBreak/>
+              <w:t xml:space="preserve">property reader with </w:t>
             </w:r>
             <w:proofErr w:type="gramStart"/>
             <w:r>
@@ -1763,7 +1797,7 @@
         </w:tc>
         <w:tc>
           <w:tcPr>
-            <w:tcW w:w="1910" w:type="dxa"/>
+            <w:tcW w:w="2693" w:type="dxa"/>
             <w:tcBorders>
               <w:top w:val="single" w:sz="8" w:space="0" w:color="A3A3A3"/>
               <w:left w:val="single" w:sz="8" w:space="0" w:color="A3A3A3"/>
@@ -1776,32 +1810,33 @@
               <w:rPr>
                 <w:b/>
               </w:rPr>
+              <w:lastRenderedPageBreak/>
               <w:t>PASS</w:t>
             </w:r>
             <w:r>
               <w:t xml:space="preserve"> - The cascading and bound-property readers both displayed the identical value </w:t>
             </w:r>
             <w:r>
-              <w:t>TC10-SAME-</w:t>
+              <w:t>TC10-SAME-202609</w:t>
+            </w:r>
+            <w:r>
+              <w:t>15</w:t>
+            </w:r>
+            <w:r>
+              <w:t>-001</w:t>
+            </w:r>
+            <w:r>
+              <w:t xml:space="preserve">once. Both readers </w:t>
             </w:r>
             <w:r>
               <w:lastRenderedPageBreak/>
-              <w:t>202609</w:t>
-            </w:r>
-            <w:r>
-              <w:t>15</w:t>
-            </w:r>
-            <w:r>
-              <w:t>-001</w:t>
-            </w:r>
-            <w:r>
-              <w:t>once. Both readers were empty after their respective reloads.</w:t>
-            </w:r>
-          </w:p>
-        </w:tc>
-        <w:tc>
-          <w:tcPr>
-            <w:tcW w:w="2337" w:type="dxa"/>
+              <w:t>were empty after their respective reloads.</w:t>
+            </w:r>
+          </w:p>
+        </w:tc>
+        <w:tc>
+          <w:tcPr>
+            <w:tcW w:w="2829" w:type="dxa"/>
             <w:tcBorders>
               <w:top w:val="single" w:sz="8" w:space="0" w:color="A3A3A3"/>
               <w:left w:val="single" w:sz="8" w:space="0" w:color="A3A3A3"/>
@@ -1844,14 +1879,13 @@
           </w:tcPr>
           <w:p>
             <w:r>
-              <w:lastRenderedPageBreak/>
               <w:t>TC-11</w:t>
             </w:r>
           </w:p>
         </w:tc>
         <w:tc>
           <w:tcPr>
-            <w:tcW w:w="3981" w:type="dxa"/>
+            <w:tcW w:w="2706" w:type="dxa"/>
             <w:tcBorders>
               <w:top w:val="single" w:sz="8" w:space="0" w:color="A3A3A3"/>
               <w:left w:val="single" w:sz="8" w:space="0" w:color="A3A3A3"/>
@@ -1905,7 +1939,7 @@
         </w:tc>
         <w:tc>
           <w:tcPr>
-            <w:tcW w:w="1910" w:type="dxa"/>
+            <w:tcW w:w="2693" w:type="dxa"/>
             <w:tcBorders>
               <w:top w:val="single" w:sz="8" w:space="0" w:color="A3A3A3"/>
               <w:left w:val="single" w:sz="8" w:space="0" w:color="A3A3A3"/>
@@ -1951,7 +1985,7 @@
         </w:tc>
         <w:tc>
           <w:tcPr>
-            <w:tcW w:w="2337" w:type="dxa"/>
+            <w:tcW w:w="2829" w:type="dxa"/>
             <w:tcBorders>
               <w:top w:val="single" w:sz="8" w:space="0" w:color="A3A3A3"/>
               <w:left w:val="single" w:sz="8" w:space="0" w:color="A3A3A3"/>
@@ -2007,7 +2041,7 @@
         </w:tc>
         <w:tc>
           <w:tcPr>
-            <w:tcW w:w="3981" w:type="dxa"/>
+            <w:tcW w:w="2706" w:type="dxa"/>
             <w:tcBorders>
               <w:top w:val="single" w:sz="8" w:space="0" w:color="A3A3A3"/>
               <w:left w:val="single" w:sz="8" w:space="0" w:color="A3A3A3"/>
@@ -2053,7 +2087,7 @@
         </w:tc>
         <w:tc>
           <w:tcPr>
-            <w:tcW w:w="1910" w:type="dxa"/>
+            <w:tcW w:w="2693" w:type="dxa"/>
             <w:tcBorders>
               <w:top w:val="single" w:sz="8" w:space="0" w:color="A3A3A3"/>
               <w:left w:val="single" w:sz="8" w:space="0" w:color="A3A3A3"/>
@@ -2066,16 +2100,19 @@
               <w:rPr>
                 <w:b/>
               </w:rPr>
-              <w:t>PASS</w:t>
-            </w:r>
-            <w:r>
-              <w:t xml:space="preserve"> - POST /same-request returned 200 OK without redirecting. Both reads returned true; the following GET /read returned both outputs empty with markers false.</w:t>
-            </w:r>
-          </w:p>
-        </w:tc>
-        <w:tc>
-          <w:tcPr>
-            <w:tcW w:w="2337" w:type="dxa"/>
+              <w:t>PASS - </w:t>
+            </w:r>
+            <w:r>
+              <w:rPr>
+                <w:bCs/>
+              </w:rPr>
+              <w:t>POST /same-request returned 200 OK. Both reads returned TC12-20260915-001, and both data-has-value markers were true. The following GET /read returned both outputs empty with markers false.</w:t>
+            </w:r>
+          </w:p>
+        </w:tc>
+        <w:tc>
+          <w:tcPr>
+            <w:tcW w:w="2829" w:type="dxa"/>
             <w:tcBorders>
               <w:top w:val="single" w:sz="8" w:space="0" w:color="A3A3A3"/>
               <w:left w:val="single" w:sz="8" w:space="0" w:color="A3A3A3"/>
@@ -2107,22 +2144,6 @@
       </w:tr>
     </w:tbl>
     <w:p/>
-    <w:p>
-      <w:pPr>
-        <w:rPr>
-          <w:b/>
-          <w:bCs/>
-        </w:rPr>
-      </w:pPr>
-    </w:p>
-    <w:p>
-      <w:pPr>
-        <w:rPr>
-          <w:b/>
-          <w:bCs/>
-        </w:rPr>
-      </w:pPr>
-    </w:p>
     <w:p>
       <w:pPr>
         <w:rPr>
@@ -2135,7 +2156,6 @@
           <w:b/>
           <w:bCs/>
         </w:rPr>
-        <w:lastRenderedPageBreak/>
         <w:t>Coverage map</w:t>
       </w:r>
     </w:p>
@@ -2157,13 +2177,13 @@
         <w:tblDescription w:val=""/>
       </w:tblPr>
       <w:tblGrid>
-        <w:gridCol w:w="4008"/>
-        <w:gridCol w:w="1309"/>
+        <w:gridCol w:w="5660"/>
+        <w:gridCol w:w="1843"/>
       </w:tblGrid>
       <w:tr>
         <w:tc>
           <w:tcPr>
-            <w:tcW w:w="3979" w:type="dxa"/>
+            <w:tcW w:w="5660" w:type="dxa"/>
             <w:tcBorders>
               <w:top w:val="single" w:sz="8" w:space="0" w:color="A3A3A3"/>
               <w:left w:val="single" w:sz="8" w:space="0" w:color="A3A3A3"/>
@@ -2190,7 +2210,7 @@
         </w:tc>
         <w:tc>
           <w:tcPr>
-            <w:tcW w:w="1208" w:type="dxa"/>
+            <w:tcW w:w="1843" w:type="dxa"/>
             <w:tcBorders>
               <w:top w:val="single" w:sz="8" w:space="0" w:color="A3A3A3"/>
               <w:left w:val="single" w:sz="8" w:space="0" w:color="A3A3A3"/>
@@ -2219,7 +2239,7 @@
       <w:tr>
         <w:tc>
           <w:tcPr>
-            <w:tcW w:w="3979" w:type="dxa"/>
+            <w:tcW w:w="5660" w:type="dxa"/>
             <w:tcBorders>
               <w:top w:val="single" w:sz="8" w:space="0" w:color="A3A3A3"/>
               <w:left w:val="single" w:sz="8" w:space="0" w:color="A3A3A3"/>
@@ -2242,7 +2262,7 @@
         </w:tc>
         <w:tc>
           <w:tcPr>
-            <w:tcW w:w="1208" w:type="dxa"/>
+            <w:tcW w:w="1843" w:type="dxa"/>
             <w:tcBorders>
               <w:top w:val="single" w:sz="8" w:space="0" w:color="A3A3A3"/>
               <w:left w:val="single" w:sz="8" w:space="0" w:color="A3A3A3"/>
@@ -2267,7 +2287,7 @@
       <w:tr>
         <w:tc>
           <w:tcPr>
-            <w:tcW w:w="3979" w:type="dxa"/>
+            <w:tcW w:w="5660" w:type="dxa"/>
             <w:tcBorders>
               <w:top w:val="single" w:sz="8" w:space="0" w:color="A3A3A3"/>
               <w:left w:val="single" w:sz="8" w:space="0" w:color="A3A3A3"/>
@@ -2290,7 +2310,7 @@
         </w:tc>
         <w:tc>
           <w:tcPr>
-            <w:tcW w:w="1208" w:type="dxa"/>
+            <w:tcW w:w="1843" w:type="dxa"/>
             <w:tcBorders>
               <w:top w:val="single" w:sz="8" w:space="0" w:color="A3A3A3"/>
               <w:left w:val="single" w:sz="8" w:space="0" w:color="A3A3A3"/>
@@ -2315,7 +2335,7 @@
       <w:tr>
         <w:tc>
           <w:tcPr>
-            <w:tcW w:w="3979" w:type="dxa"/>
+            <w:tcW w:w="5660" w:type="dxa"/>
             <w:tcBorders>
               <w:top w:val="single" w:sz="8" w:space="0" w:color="A3A3A3"/>
               <w:left w:val="single" w:sz="8" w:space="0" w:color="A3A3A3"/>
@@ -2338,7 +2358,7 @@
         </w:tc>
         <w:tc>
           <w:tcPr>
-            <w:tcW w:w="1208" w:type="dxa"/>
+            <w:tcW w:w="1843" w:type="dxa"/>
             <w:tcBorders>
               <w:top w:val="single" w:sz="8" w:space="0" w:color="A3A3A3"/>
               <w:left w:val="single" w:sz="8" w:space="0" w:color="A3A3A3"/>
@@ -2363,7 +2383,7 @@
       <w:tr>
         <w:tc>
           <w:tcPr>
-            <w:tcW w:w="3979" w:type="dxa"/>
+            <w:tcW w:w="5660" w:type="dxa"/>
             <w:tcBorders>
               <w:top w:val="single" w:sz="8" w:space="0" w:color="A3A3A3"/>
               <w:left w:val="single" w:sz="8" w:space="0" w:color="A3A3A3"/>
@@ -2386,7 +2406,7 @@
         </w:tc>
         <w:tc>
           <w:tcPr>
-            <w:tcW w:w="1208" w:type="dxa"/>
+            <w:tcW w:w="1843" w:type="dxa"/>
             <w:tcBorders>
               <w:top w:val="single" w:sz="8" w:space="0" w:color="A3A3A3"/>
               <w:left w:val="single" w:sz="8" w:space="0" w:color="A3A3A3"/>
@@ -2411,30 +2431,31 @@
       <w:tr>
         <w:tc>
           <w:tcPr>
-            <w:tcW w:w="3979" w:type="dxa"/>
-            <w:tcBorders>
-              <w:top w:val="single" w:sz="8" w:space="0" w:color="A3A3A3"/>
-              <w:left w:val="single" w:sz="8" w:space="0" w:color="A3A3A3"/>
-              <w:bottom w:val="single" w:sz="8" w:space="0" w:color="A3A3A3"/>
-              <w:right w:val="single" w:sz="8" w:space="0" w:color="A3A3A3"/>
-            </w:tcBorders>
-            <w:tcMar>
-              <w:top w:w="80" w:type="dxa"/>
-              <w:left w:w="80" w:type="dxa"/>
-              <w:bottom w:w="80" w:type="dxa"/>
-              <w:right w:w="80" w:type="dxa"/>
-            </w:tcMar>
-            <w:hideMark/>
-          </w:tcPr>
-          <w:p>
-            <w:r>
+            <w:tcW w:w="5660" w:type="dxa"/>
+            <w:tcBorders>
+              <w:top w:val="single" w:sz="8" w:space="0" w:color="A3A3A3"/>
+              <w:left w:val="single" w:sz="8" w:space="0" w:color="A3A3A3"/>
+              <w:bottom w:val="single" w:sz="8" w:space="0" w:color="A3A3A3"/>
+              <w:right w:val="single" w:sz="8" w:space="0" w:color="A3A3A3"/>
+            </w:tcBorders>
+            <w:tcMar>
+              <w:top w:w="80" w:type="dxa"/>
+              <w:left w:w="80" w:type="dxa"/>
+              <w:bottom w:w="80" w:type="dxa"/>
+              <w:right w:w="80" w:type="dxa"/>
+            </w:tcMar>
+            <w:hideMark/>
+          </w:tcPr>
+          <w:p>
+            <w:r>
+              <w:lastRenderedPageBreak/>
               <w:t>Peek, reload, normal read, reload</w:t>
             </w:r>
           </w:p>
         </w:tc>
         <w:tc>
           <w:tcPr>
-            <w:tcW w:w="1208" w:type="dxa"/>
+            <w:tcW w:w="1843" w:type="dxa"/>
             <w:tcBorders>
               <w:top w:val="single" w:sz="8" w:space="0" w:color="A3A3A3"/>
               <w:left w:val="single" w:sz="8" w:space="0" w:color="A3A3A3"/>
@@ -2459,7 +2480,7 @@
       <w:tr>
         <w:tc>
           <w:tcPr>
-            <w:tcW w:w="4008" w:type="dxa"/>
+            <w:tcW w:w="5660" w:type="dxa"/>
             <w:tcBorders>
               <w:top w:val="single" w:sz="8" w:space="0" w:color="A3A3A3"/>
               <w:left w:val="single" w:sz="8" w:space="0" w:color="A3A3A3"/>
@@ -2482,7 +2503,7 @@
         </w:tc>
         <w:tc>
           <w:tcPr>
-            <w:tcW w:w="1181" w:type="dxa"/>
+            <w:tcW w:w="1843" w:type="dxa"/>
             <w:tcBorders>
               <w:top w:val="single" w:sz="8" w:space="0" w:color="A3A3A3"/>
               <w:left w:val="single" w:sz="8" w:space="0" w:color="A3A3A3"/>
@@ -2507,7 +2528,7 @@
       <w:tr>
         <w:tc>
           <w:tcPr>
-            <w:tcW w:w="3979" w:type="dxa"/>
+            <w:tcW w:w="5660" w:type="dxa"/>
             <w:tcBorders>
               <w:top w:val="single" w:sz="8" w:space="0" w:color="A3A3A3"/>
               <w:left w:val="single" w:sz="8" w:space="0" w:color="A3A3A3"/>
@@ -2530,7 +2551,7 @@
         </w:tc>
         <w:tc>
           <w:tcPr>
-            <w:tcW w:w="1208" w:type="dxa"/>
+            <w:tcW w:w="1843" w:type="dxa"/>
             <w:tcBorders>
               <w:top w:val="single" w:sz="8" w:space="0" w:color="A3A3A3"/>
               <w:left w:val="single" w:sz="8" w:space="0" w:color="A3A3A3"/>
@@ -2555,7 +2576,7 @@
       <w:tr>
         <w:tc>
           <w:tcPr>
-            <w:tcW w:w="3979" w:type="dxa"/>
+            <w:tcW w:w="5660" w:type="dxa"/>
             <w:tcBorders>
               <w:top w:val="single" w:sz="8" w:space="0" w:color="A3A3A3"/>
               <w:left w:val="single" w:sz="8" w:space="0" w:color="A3A3A3"/>
@@ -2578,7 +2599,7 @@
         </w:tc>
         <w:tc>
           <w:tcPr>
-            <w:tcW w:w="1208" w:type="dxa"/>
+            <w:tcW w:w="1843" w:type="dxa"/>
             <w:tcBorders>
               <w:top w:val="single" w:sz="8" w:space="0" w:color="A3A3A3"/>
               <w:left w:val="single" w:sz="8" w:space="0" w:color="A3A3A3"/>
@@ -2603,7 +2624,7 @@
       <w:tr>
         <w:tc>
           <w:tcPr>
-            <w:tcW w:w="3979" w:type="dxa"/>
+            <w:tcW w:w="5660" w:type="dxa"/>
             <w:tcBorders>
               <w:top w:val="single" w:sz="8" w:space="0" w:color="A3A3A3"/>
               <w:left w:val="single" w:sz="8" w:space="0" w:color="A3A3A3"/>
@@ -2626,7 +2647,7 @@
         </w:tc>
         <w:tc>
           <w:tcPr>
-            <w:tcW w:w="1309" w:type="dxa"/>
+            <w:tcW w:w="1843" w:type="dxa"/>
             <w:tcBorders>
               <w:top w:val="single" w:sz="8" w:space="0" w:color="A3A3A3"/>
               <w:left w:val="single" w:sz="8" w:space="0" w:color="A3A3A3"/>
@@ -2651,7 +2672,7 @@
       <w:tr>
         <w:tc>
           <w:tcPr>
-            <w:tcW w:w="3979" w:type="dxa"/>
+            <w:tcW w:w="5660" w:type="dxa"/>
             <w:tcBorders>
               <w:top w:val="single" w:sz="8" w:space="0" w:color="A3A3A3"/>
               <w:left w:val="single" w:sz="8" w:space="0" w:color="A3A3A3"/>
@@ -2682,7 +2703,7 @@
         </w:tc>
         <w:tc>
           <w:tcPr>
-            <w:tcW w:w="1208" w:type="dxa"/>
+            <w:tcW w:w="1843" w:type="dxa"/>
             <w:tcBorders>
               <w:top w:val="single" w:sz="8" w:space="0" w:color="A3A3A3"/>
               <w:left w:val="single" w:sz="8" w:space="0" w:color="A3A3A3"/>
@@ -2707,7 +2728,7 @@
       <w:tr>
         <w:tc>
           <w:tcPr>
-            <w:tcW w:w="3979" w:type="dxa"/>
+            <w:tcW w:w="5660" w:type="dxa"/>
             <w:tcBorders>
               <w:top w:val="single" w:sz="8" w:space="0" w:color="A3A3A3"/>
               <w:left w:val="single" w:sz="8" w:space="0" w:color="A3A3A3"/>
@@ -2730,7 +2751,7 @@
         </w:tc>
         <w:tc>
           <w:tcPr>
-            <w:tcW w:w="1208" w:type="dxa"/>
+            <w:tcW w:w="1843" w:type="dxa"/>
             <w:tcBorders>
               <w:top w:val="single" w:sz="8" w:space="0" w:color="A3A3A3"/>
               <w:left w:val="single" w:sz="8" w:space="0" w:color="A3A3A3"/>
@@ -2755,7 +2776,7 @@
       <w:tr>
         <w:tc>
           <w:tcPr>
-            <w:tcW w:w="3979" w:type="dxa"/>
+            <w:tcW w:w="5660" w:type="dxa"/>
             <w:tcBorders>
               <w:top w:val="single" w:sz="8" w:space="0" w:color="A3A3A3"/>
               <w:left w:val="single" w:sz="8" w:space="0" w:color="A3A3A3"/>
@@ -2778,7 +2799,7 @@
         </w:tc>
         <w:tc>
           <w:tcPr>
-            <w:tcW w:w="1208" w:type="dxa"/>
+            <w:tcW w:w="1843" w:type="dxa"/>
             <w:tcBorders>
               <w:top w:val="single" w:sz="8" w:space="0" w:color="A3A3A3"/>
               <w:left w:val="single" w:sz="8" w:space="0" w:color="A3A3A3"/>
@@ -2803,7 +2824,7 @@
       <w:tr>
         <w:tc>
           <w:tcPr>
-            <w:tcW w:w="3979" w:type="dxa"/>
+            <w:tcW w:w="5660" w:type="dxa"/>
             <w:tcBorders>
               <w:top w:val="single" w:sz="8" w:space="0" w:color="A3A3A3"/>
               <w:left w:val="single" w:sz="8" w:space="0" w:color="A3A3A3"/>
@@ -2826,7 +2847,7 @@
         </w:tc>
         <w:tc>
           <w:tcPr>
-            <w:tcW w:w="1208" w:type="dxa"/>
+            <w:tcW w:w="1843" w:type="dxa"/>
             <w:tcBorders>
               <w:top w:val="single" w:sz="8" w:space="0" w:color="A3A3A3"/>
               <w:left w:val="single" w:sz="8" w:space="0" w:color="A3A3A3"/>
@@ -2851,7 +2872,7 @@
       <w:tr>
         <w:tc>
           <w:tcPr>
-            <w:tcW w:w="3979" w:type="dxa"/>
+            <w:tcW w:w="5660" w:type="dxa"/>
             <w:tcBorders>
               <w:top w:val="single" w:sz="8" w:space="0" w:color="A3A3A3"/>
               <w:left w:val="single" w:sz="8" w:space="0" w:color="A3A3A3"/>
@@ -2874,7 +2895,7 @@
         </w:tc>
         <w:tc>
           <w:tcPr>
-            <w:tcW w:w="1208" w:type="dxa"/>
+            <w:tcW w:w="1843" w:type="dxa"/>
             <w:tcBorders>
               <w:top w:val="single" w:sz="8" w:space="0" w:color="A3A3A3"/>
               <w:left w:val="single" w:sz="8" w:space="0" w:color="A3A3A3"/>
@@ -2899,7 +2920,7 @@
       <w:tr>
         <w:tc>
           <w:tcPr>
-            <w:tcW w:w="3979" w:type="dxa"/>
+            <w:tcW w:w="5660" w:type="dxa"/>
             <w:tcBorders>
               <w:top w:val="single" w:sz="8" w:space="0" w:color="A3A3A3"/>
               <w:left w:val="single" w:sz="8" w:space="0" w:color="A3A3A3"/>
@@ -2922,7 +2943,7 @@
         </w:tc>
         <w:tc>
           <w:tcPr>
-            <w:tcW w:w="1208" w:type="dxa"/>
+            <w:tcW w:w="1843" w:type="dxa"/>
             <w:tcBorders>
               <w:top w:val="single" w:sz="8" w:space="0" w:color="A3A3A3"/>
               <w:left w:val="single" w:sz="8" w:space="0" w:color="A3A3A3"/>
@@ -2947,31 +2968,30 @@
       <w:tr>
         <w:tc>
           <w:tcPr>
-            <w:tcW w:w="3979" w:type="dxa"/>
-            <w:tcBorders>
-              <w:top w:val="single" w:sz="8" w:space="0" w:color="A3A3A3"/>
-              <w:left w:val="single" w:sz="8" w:space="0" w:color="A3A3A3"/>
-              <w:bottom w:val="single" w:sz="8" w:space="0" w:color="A3A3A3"/>
-              <w:right w:val="single" w:sz="8" w:space="0" w:color="A3A3A3"/>
-            </w:tcBorders>
-            <w:tcMar>
-              <w:top w:w="80" w:type="dxa"/>
-              <w:left w:w="80" w:type="dxa"/>
-              <w:bottom w:w="80" w:type="dxa"/>
-              <w:right w:w="80" w:type="dxa"/>
-            </w:tcMar>
-            <w:hideMark/>
-          </w:tcPr>
-          <w:p>
-            <w:r>
-              <w:lastRenderedPageBreak/>
+            <w:tcW w:w="5660" w:type="dxa"/>
+            <w:tcBorders>
+              <w:top w:val="single" w:sz="8" w:space="0" w:color="A3A3A3"/>
+              <w:left w:val="single" w:sz="8" w:space="0" w:color="A3A3A3"/>
+              <w:bottom w:val="single" w:sz="8" w:space="0" w:color="A3A3A3"/>
+              <w:right w:val="single" w:sz="8" w:space="0" w:color="A3A3A3"/>
+            </w:tcBorders>
+            <w:tcMar>
+              <w:top w:w="80" w:type="dxa"/>
+              <w:left w:w="80" w:type="dxa"/>
+              <w:bottom w:w="80" w:type="dxa"/>
+              <w:right w:w="80" w:type="dxa"/>
+            </w:tcMar>
+            <w:hideMark/>
+          </w:tcPr>
+          <w:p>
+            <w:r>
               <w:t>Must Hold 5</w:t>
             </w:r>
           </w:p>
         </w:tc>
         <w:tc>
           <w:tcPr>
-            <w:tcW w:w="1309" w:type="dxa"/>
+            <w:tcW w:w="1843" w:type="dxa"/>
             <w:tcBorders>
               <w:top w:val="single" w:sz="8" w:space="0" w:color="A3A3A3"/>
               <w:left w:val="single" w:sz="8" w:space="0" w:color="A3A3A3"/>
@@ -3004,6 +3024,14 @@
       <w:r>
         <w:br/>
       </w:r>
+    </w:p>
+    <w:p>
+      <w:pPr>
+        <w:rPr>
+          <w:b/>
+          <w:bCs/>
+        </w:rPr>
+      </w:pPr>
       <w:r>
         <w:rPr>
           <w:b/>
@@ -3033,9 +3061,9 @@
         <w:tblLook w:val="04A0" w:firstRow="1" w:lastRow="0" w:firstColumn="1" w:lastColumn="0" w:noHBand="0" w:noVBand="1"/>
       </w:tblPr>
       <w:tblGrid>
-        <w:gridCol w:w="4565"/>
-        <w:gridCol w:w="1700"/>
-        <w:gridCol w:w="3085"/>
+        <w:gridCol w:w="3801"/>
+        <w:gridCol w:w="1864"/>
+        <w:gridCol w:w="3685"/>
       </w:tblGrid>
       <w:tr>
         <w:trPr>
@@ -3044,7 +3072,7 @@
         </w:trPr>
         <w:tc>
           <w:tcPr>
-            <w:tcW w:w="0" w:type="auto"/>
+            <w:tcW w:w="3756" w:type="dxa"/>
             <w:tcMar>
               <w:top w:w="60" w:type="dxa"/>
               <w:left w:w="90" w:type="dxa"/>
@@ -3072,7 +3100,7 @@
         </w:tc>
         <w:tc>
           <w:tcPr>
-            <w:tcW w:w="0" w:type="auto"/>
+            <w:tcW w:w="1834" w:type="dxa"/>
             <w:tcMar>
               <w:top w:w="60" w:type="dxa"/>
               <w:left w:w="90" w:type="dxa"/>
@@ -3100,7 +3128,7 @@
         </w:tc>
         <w:tc>
           <w:tcPr>
-            <w:tcW w:w="0" w:type="auto"/>
+            <w:tcW w:w="3640" w:type="dxa"/>
             <w:tcMar>
               <w:top w:w="60" w:type="dxa"/>
               <w:left w:w="90" w:type="dxa"/>
@@ -3133,7 +3161,7 @@
         </w:trPr>
         <w:tc>
           <w:tcPr>
-            <w:tcW w:w="0" w:type="auto"/>
+            <w:tcW w:w="3756" w:type="dxa"/>
             <w:tcMar>
               <w:top w:w="60" w:type="dxa"/>
               <w:left w:w="90" w:type="dxa"/>
@@ -3151,7 +3179,7 @@
         </w:tc>
         <w:tc>
           <w:tcPr>
-            <w:tcW w:w="0" w:type="auto"/>
+            <w:tcW w:w="1834" w:type="dxa"/>
             <w:tcMar>
               <w:top w:w="60" w:type="dxa"/>
               <w:left w:w="90" w:type="dxa"/>
@@ -3169,7 +3197,7 @@
         </w:tc>
         <w:tc>
           <w:tcPr>
-            <w:tcW w:w="0" w:type="auto"/>
+            <w:tcW w:w="3640" w:type="dxa"/>
             <w:tcMar>
               <w:top w:w="60" w:type="dxa"/>
               <w:left w:w="90" w:type="dxa"/>
@@ -3192,7 +3220,7 @@
         </w:trPr>
         <w:tc>
           <w:tcPr>
-            <w:tcW w:w="0" w:type="auto"/>
+            <w:tcW w:w="3756" w:type="dxa"/>
             <w:tcMar>
               <w:top w:w="60" w:type="dxa"/>
               <w:left w:w="90" w:type="dxa"/>
@@ -3204,13 +3232,14 @@
           </w:tcPr>
           <w:p>
             <w:r>
+              <w:lastRenderedPageBreak/>
               <w:t>Keep versus Peek</w:t>
             </w:r>
           </w:p>
         </w:tc>
         <w:tc>
           <w:tcPr>
-            <w:tcW w:w="0" w:type="auto"/>
+            <w:tcW w:w="1834" w:type="dxa"/>
             <w:tcMar>
               <w:top w:w="60" w:type="dxa"/>
               <w:left w:w="90" w:type="dxa"/>
@@ -3228,7 +3257,7 @@
         </w:tc>
         <w:tc>
           <w:tcPr>
-            <w:tcW w:w="0" w:type="auto"/>
+            <w:tcW w:w="3640" w:type="dxa"/>
             <w:tcMar>
               <w:top w:w="60" w:type="dxa"/>
               <w:left w:w="90" w:type="dxa"/>
@@ -3259,7 +3288,7 @@
         </w:trPr>
         <w:tc>
           <w:tcPr>
-            <w:tcW w:w="0" w:type="auto"/>
+            <w:tcW w:w="3756" w:type="dxa"/>
             <w:tcMar>
               <w:top w:w="60" w:type="dxa"/>
               <w:left w:w="90" w:type="dxa"/>
@@ -3279,13 +3308,18 @@
             </w:r>
             <w:proofErr w:type="spellEnd"/>
             <w:r>
-              <w:t>] binding</w:t>
-            </w:r>
-          </w:p>
-        </w:tc>
-        <w:tc>
-          <w:tcPr>
-            <w:tcW w:w="0" w:type="auto"/>
+              <w:t>] </w:t>
+            </w:r>
+          </w:p>
+          <w:p>
+            <w:r>
+              <w:t>binding</w:t>
+            </w:r>
+          </w:p>
+        </w:tc>
+        <w:tc>
+          <w:tcPr>
+            <w:tcW w:w="1834" w:type="dxa"/>
             <w:tcMar>
               <w:top w:w="60" w:type="dxa"/>
               <w:left w:w="90" w:type="dxa"/>
@@ -3303,7 +3337,7 @@
         </w:tc>
         <w:tc>
           <w:tcPr>
-            <w:tcW w:w="0" w:type="auto"/>
+            <w:tcW w:w="3640" w:type="dxa"/>
             <w:tcMar>
               <w:top w:w="60" w:type="dxa"/>
               <w:left w:w="90" w:type="dxa"/>
@@ -3326,7 +3360,7 @@
         </w:trPr>
         <w:tc>
           <w:tcPr>
-            <w:tcW w:w="0" w:type="auto"/>
+            <w:tcW w:w="3756" w:type="dxa"/>
             <w:tcMar>
               <w:top w:w="60" w:type="dxa"/>
               <w:left w:w="90" w:type="dxa"/>
@@ -3344,7 +3378,7 @@
         </w:tc>
         <w:tc>
           <w:tcPr>
-            <w:tcW w:w="0" w:type="auto"/>
+            <w:tcW w:w="1834" w:type="dxa"/>
             <w:tcMar>
               <w:top w:w="60" w:type="dxa"/>
               <w:left w:w="90" w:type="dxa"/>
@@ -3362,7 +3396,7 @@
         </w:tc>
         <w:tc>
           <w:tcPr>
-            <w:tcW w:w="0" w:type="auto"/>
+            <w:tcW w:w="3640" w:type="dxa"/>
             <w:tcMar>
               <w:top w:w="60" w:type="dxa"/>
               <w:left w:w="90" w:type="dxa"/>
@@ -3374,11 +3408,7 @@
           </w:tcPr>
           <w:p>
             <w:r>
-              <w:t xml:space="preserve">The documentation does not clearly explain request-end writeback or what happens when the </w:t>
-            </w:r>
-            <w:r>
-              <w:lastRenderedPageBreak/>
-              <w:t>supplied property is left unchanged, changed, or explicitly cleared. TC-09 through TC-11 were required to determine this behavior experimentally.</w:t>
+              <w:t>The documentation does not clearly explain request-end writeback or what happens when the supplied property is left unchanged, changed, or explicitly cleared. TC-09 through TC-11 were required to determine this behavior experimentally.</w:t>
             </w:r>
           </w:p>
         </w:tc>
@@ -3387,17 +3417,65 @@
     <w:p/>
     <w:p>
       <w:r>
-        <w:t xml:space="preserve">Unidentified browser-injected script error; no observed application impact. All relevant document requests returned the expected HTTP status and </w:t>
+        <w:rPr>
+          <w:b/>
+          <w:bCs/>
+        </w:rPr>
+        <w:t>Build details:</w:t>
       </w:r>
-      <w:proofErr w:type="spellStart"/>
       <w:r>
-        <w:t>TempData</w:t>
+        <w:br/>
       </w:r>
-      <w:proofErr w:type="spellEnd"/>
       <w:r>
-        <w:t xml:space="preserve"> state.</w:t>
+        <w:t>Build succeeded using SDK 11.0.100-rc.1.26425.128 with 0 Warning(s) and 0 Error(s).</w:t>
       </w:r>
     </w:p>
+    <w:p>
+      <w:r>
+        <w:rPr>
+          <w:noProof/>
+        </w:rPr>
+        <w:drawing>
+          <wp:inline distT="0" distB="0" distL="0" distR="0" wp14:anchorId="5FA38CA0" wp14:editId="7648D043">
+            <wp:extent cx="3911086" cy="2065020"/>
+            <wp:effectExtent l="0" t="0" r="0" b="0"/>
+            <wp:docPr id="869832456" name="Picture 1"/>
+            <wp:cNvGraphicFramePr>
+              <a:graphicFrameLocks xmlns:a="http://schemas.openxmlformats.org/drawingml/2006/main" noChangeAspect="1"/>
+            </wp:cNvGraphicFramePr>
+            <a:graphic xmlns:a="http://schemas.openxmlformats.org/drawingml/2006/main">
+              <a:graphicData uri="http://schemas.openxmlformats.org/drawingml/2006/picture">
+                <pic:pic xmlns:pic="http://schemas.openxmlformats.org/drawingml/2006/picture">
+                  <pic:nvPicPr>
+                    <pic:cNvPr id="869832456" name=""/>
+                    <pic:cNvPicPr/>
+                  </pic:nvPicPr>
+                  <pic:blipFill>
+                    <a:blip r:embed="rId10"/>
+                    <a:stretch>
+                      <a:fillRect/>
+                    </a:stretch>
+                  </pic:blipFill>
+                  <pic:spPr>
+                    <a:xfrm>
+                      <a:off x="0" y="0"/>
+                      <a:ext cx="3922084" cy="2070827"/>
+                    </a:xfrm>
+                    <a:prstGeom prst="rect">
+                      <a:avLst/>
+                    </a:prstGeom>
+                  </pic:spPr>
+                </pic:pic>
+              </a:graphicData>
+            </a:graphic>
+          </wp:inline>
+        </w:drawing>
+      </w:r>
+      <w:r>
+        <w:br w:type="page"/>
+      </w:r>
+    </w:p>
+    <w:p/>
     <w:sectPr>
       <w:pgSz w:w="12240" w:h="15840"/>
       <w:pgMar w:top="1440" w:right="1440" w:bottom="1440" w:left="1440" w:header="720" w:footer="720" w:gutter="0"/>

--- a/evidence/TestReport.docx
+++ b/evidence/TestReport.docx
@@ -225,7 +225,7 @@
         <w:t xml:space="preserve">- </w:t>
       </w:r>
       <w:r>
-        <w:t>c162b64a6ab20e4ceb4e7013f70ddc90b2bfe06c</w:t>
+        <w:t>8e487130cbb9d1f6802174477a8097622f55cd04</w:t>
       </w:r>
     </w:p>
     <w:p>
@@ -287,6 +287,25 @@
             <w:rStyle w:val="Hyperlink"/>
           </w:rPr>
           <w:t>https://github.com/MohamedHasan3644/tempdata-validation/blob/main/evidence/build/dotnet-info.txt</w:t>
+        </w:r>
+      </w:hyperlink>
+    </w:p>
+    <w:p>
+      <w:pPr>
+        <w:numPr>
+          <w:ilvl w:val="0"/>
+          <w:numId w:val="2"/>
+        </w:numPr>
+      </w:pPr>
+      <w:r>
+        <w:t xml:space="preserve">Server log- </w:t>
+      </w:r>
+      <w:hyperlink r:id="rId10" w:history="1">
+        <w:r>
+          <w:rPr>
+            <w:rStyle w:val="Hyperlink"/>
+          </w:rPr>
+          <w:t>https://github.com/MohamedHasan3644/tempdata-validation/blob/main/evidence/server-runtime-20260916-145039.log</w:t>
         </w:r>
       </w:hyperlink>
     </w:p>
@@ -560,7 +579,11 @@
             </w:r>
             <w:proofErr w:type="gramEnd"/>
             <w:r>
-              <w:t> are empty and have data-has-value="false" on both requests. No exception occurs.</w:t>
+              <w:t xml:space="preserve"> are empty and have data-has-value="false" on both </w:t>
+            </w:r>
+            <w:r>
+              <w:lastRenderedPageBreak/>
+              <w:t>requests. No exception occurs.</w:t>
             </w:r>
           </w:p>
         </w:tc>
@@ -923,11 +946,14 @@
           </w:p>
           <w:p>
             <w:r>
-              <w:t xml:space="preserve">A value that is not read on the following request is still readable on the request after that, and passing through a page that never touches </w:t>
+              <w:t xml:space="preserve">A value that is not read on the following request is still readable on the request after that, and </w:t>
+            </w:r>
+            <w:r>
+              <w:lastRenderedPageBreak/>
+              <w:t xml:space="preserve">passing through a page that never touches </w:t>
             </w:r>
             <w:proofErr w:type="spellStart"/>
             <w:r>
-              <w:lastRenderedPageBreak/>
               <w:t>TempData</w:t>
             </w:r>
             <w:proofErr w:type="spellEnd"/>
@@ -1342,14 +1368,11 @@
                 <w:b/>
                 <w:bCs/>
               </w:rPr>
+              <w:lastRenderedPageBreak/>
               <w:t>Purpose:</w:t>
             </w:r>
             <w:r>
-              <w:t xml:space="preserve"> Prove that Peek followed </w:t>
-            </w:r>
-            <w:r>
-              <w:lastRenderedPageBreak/>
-              <w:t>by Keep(key) against the same key retains the value without error.</w:t>
+              <w:t> Prove that Peek followed by Keep(key) against the same key retains the value without error.</w:t>
             </w:r>
           </w:p>
           <w:p/>
@@ -1381,11 +1404,11 @@
             </w:r>
             <w:proofErr w:type="spellEnd"/>
             <w:r>
-              <w:t xml:space="preserve"> error. The next ordinary </w:t>
+              <w:t xml:space="preserve"> </w:t>
             </w:r>
             <w:r>
               <w:lastRenderedPageBreak/>
-              <w:t>reader showed it in both reads; refresh was empty.</w:t>
+              <w:t>error. The next ordinary reader showed it in both reads; refresh was empty.</w:t>
             </w:r>
           </w:p>
         </w:tc>
@@ -1778,11 +1801,11 @@
             </w:r>
             <w:proofErr w:type="spellEnd"/>
             <w:r>
-              <w:t> reader and bound-</w:t>
+              <w:t> re</w:t>
             </w:r>
             <w:r>
               <w:lastRenderedPageBreak/>
-              <w:t xml:space="preserve">property reader with </w:t>
+              <w:t xml:space="preserve">ader and bound-property reader with </w:t>
             </w:r>
             <w:proofErr w:type="gramStart"/>
             <w:r>
@@ -1823,14 +1846,14 @@
               <w:t>15</w:t>
             </w:r>
             <w:r>
-              <w:t>-001</w:t>
-            </w:r>
-            <w:r>
-              <w:t xml:space="preserve">once. Both readers </w:t>
+              <w:t>-</w:t>
             </w:r>
             <w:r>
               <w:lastRenderedPageBreak/>
-              <w:t>were empty after their respective reloads.</w:t>
+              <w:t>001</w:t>
+            </w:r>
+            <w:r>
+              <w:t>once. Both readers were empty after their respective reloads.</w:t>
             </w:r>
           </w:p>
         </w:tc>
@@ -3451,7 +3474,7 @@
                     <pic:cNvPicPr/>
                   </pic:nvPicPr>
                   <pic:blipFill>
-                    <a:blip r:embed="rId10"/>
+                    <a:blip r:embed="rId11"/>
                     <a:stretch>
                       <a:fillRect/>
                     </a:stretch>
